--- a/materials/cv-cdq-full-cn.docx
+++ b/materials/cv-cdq-full-cn.docx
@@ -25,7 +25,7 @@
         <w:spacing w:before="120"/>
         <w:jc w:val="center"/>
         <w:rPr>
-          <w:rFonts w:ascii="Calibri" w:hAnsi="Calibri" w:cs="Calibri"/>
+          <w:rFonts w:ascii="Calibri" w:hAnsi="Calibri" w:cs="Calibri" w:hint="eastAsia"/>
         </w:rPr>
       </w:pPr>
       <w:r>
@@ -45,18 +45,6 @@
           <w:rFonts w:ascii="Calibri" w:hAnsi="Calibri" w:cs="Calibri" w:hint="eastAsia"/>
         </w:rPr>
         <w:t>智能科学与技术学院</w:t>
-      </w:r>
-      <w:r>
-        <w:rPr>
-          <w:rFonts w:ascii="Calibri" w:hAnsi="Calibri" w:cs="Calibri"/>
-        </w:rPr>
-        <w:t xml:space="preserve"> </w:t>
-      </w:r>
-      <w:r>
-        <w:rPr>
-          <w:rFonts w:ascii="Calibri" w:hAnsi="Calibri" w:cs="Calibri" w:hint="eastAsia"/>
-        </w:rPr>
-        <w:t>准聘助理教授</w:t>
       </w:r>
     </w:p>
     <w:p>
@@ -282,13 +270,7 @@
           <w:b/>
           <w:bCs/>
         </w:rPr>
-        <w:t>准聘助理教授</w:t>
-      </w:r>
-      <w:r>
-        <w:rPr>
-          <w:rFonts w:ascii="Calibri" w:hAnsi="Calibri" w:cs="Calibri" w:hint="eastAsia"/>
-        </w:rPr>
-        <w:t>（特聘研究员，博导）</w:t>
+        <w:t>准聘助理教授（特聘研究员，博导）</w:t>
       </w:r>
       <w:bookmarkEnd w:id="0"/>
       <w:r>
@@ -792,7 +774,7 @@
         </w:tabs>
         <w:spacing w:after="120"/>
         <w:rPr>
-          <w:rFonts w:ascii="Calibri" w:hAnsi="Calibri" w:cs="Calibri" w:hint="eastAsia"/>
+          <w:rFonts w:ascii="Calibri" w:hAnsi="Calibri" w:cs="Calibri"/>
           <w:kern w:val="2"/>
         </w:rPr>
       </w:pPr>

--- a/materials/cv-cdq-full-cn.docx
+++ b/materials/cv-cdq-full-cn.docx
@@ -25,7 +25,7 @@
         <w:spacing w:before="120"/>
         <w:jc w:val="center"/>
         <w:rPr>
-          <w:rFonts w:ascii="Calibri" w:hAnsi="Calibri" w:cs="Calibri" w:hint="eastAsia"/>
+          <w:rFonts w:ascii="Calibri" w:hAnsi="Calibri" w:cs="Calibri"/>
         </w:rPr>
       </w:pPr>
       <w:r>
@@ -780,10 +780,40 @@
       </w:pPr>
       <w:r>
         <w:rPr>
-          <w:rFonts w:ascii="Calibri" w:hAnsi="Calibri" w:cs="Calibri" w:hint="eastAsia"/>
-          <w:kern w:val="2"/>
-        </w:rPr>
-        <w:t>北京邮电大学优秀博士毕业论文，</w:t>
+          <w:rFonts w:ascii="Calibri" w:hAnsi="Calibri" w:cs="Calibri"/>
+          <w:kern w:val="2"/>
+        </w:rPr>
+        <w:t xml:space="preserve">ACM </w:t>
+      </w:r>
+      <w:proofErr w:type="spellStart"/>
+      <w:r>
+        <w:rPr>
+          <w:rFonts w:ascii="Calibri" w:hAnsi="Calibri" w:cs="Calibri"/>
+          <w:kern w:val="2"/>
+        </w:rPr>
+        <w:t>SigMobile</w:t>
+      </w:r>
+      <w:proofErr w:type="spellEnd"/>
+      <w:r>
+        <w:rPr>
+          <w:rFonts w:ascii="Calibri" w:hAnsi="Calibri" w:cs="Calibri"/>
+          <w:kern w:val="2"/>
+        </w:rPr>
+        <w:t xml:space="preserve"> China</w:t>
+      </w:r>
+      <w:r>
+        <w:rPr>
+          <w:rFonts w:ascii="Calibri" w:hAnsi="Calibri" w:cs="Calibri"/>
+          <w:kern w:val="2"/>
+        </w:rPr>
+        <w:t>优秀博士论文奖</w:t>
+      </w:r>
+      <w:r>
+        <w:rPr>
+          <w:rFonts w:ascii="Calibri" w:hAnsi="Calibri" w:cs="Calibri" w:hint="eastAsia"/>
+          <w:kern w:val="2"/>
+        </w:rPr>
+        <w:t>，</w:t>
       </w:r>
       <w:r>
         <w:rPr>
@@ -791,6 +821,27 @@
           <w:kern w:val="2"/>
         </w:rPr>
         <w:t>2026</w:t>
+      </w:r>
+      <w:r>
+        <w:rPr>
+          <w:rFonts w:ascii="Calibri" w:hAnsi="Calibri" w:cs="Calibri" w:hint="eastAsia"/>
+          <w:kern w:val="2"/>
+        </w:rPr>
+        <w:t>（全国仅</w:t>
+      </w:r>
+      <w:r>
+        <w:rPr>
+          <w:rFonts w:ascii="Calibri" w:hAnsi="Calibri" w:cs="Calibri" w:hint="eastAsia"/>
+          <w:kern w:val="2"/>
+        </w:rPr>
+        <w:t>3</w:t>
+      </w:r>
+      <w:r>
+        <w:rPr>
+          <w:rFonts w:ascii="Calibri" w:hAnsi="Calibri" w:cs="Calibri" w:hint="eastAsia"/>
+          <w:kern w:val="2"/>
+        </w:rPr>
+        <w:t>位）</w:t>
       </w:r>
     </w:p>
     <w:p>
@@ -813,28 +864,35 @@
           <w:rFonts w:ascii="Calibri" w:hAnsi="Calibri" w:cs="Calibri" w:hint="eastAsia"/>
           <w:kern w:val="2"/>
         </w:rPr>
-        <w:t>首届</w:t>
-      </w:r>
-      <w:r>
-        <w:rPr>
-          <w:rFonts w:ascii="Calibri" w:hAnsi="Calibri" w:cs="Calibri"/>
-          <w:kern w:val="2"/>
-        </w:rPr>
-        <w:t>中国科协青年人才托举工程（博士生特别项目），</w:t>
-      </w:r>
-      <w:r>
-        <w:rPr>
-          <w:rFonts w:ascii="Calibri" w:hAnsi="Calibri" w:cs="Calibri"/>
-          <w:kern w:val="2"/>
-        </w:rPr>
-        <w:t>202</w:t>
-      </w:r>
-      <w:r>
-        <w:rPr>
-          <w:rFonts w:ascii="Calibri" w:hAnsi="Calibri" w:cs="Calibri" w:hint="eastAsia"/>
-          <w:kern w:val="2"/>
-        </w:rPr>
-        <w:t>4</w:t>
+        <w:t>北京邮电大学优秀博士毕业论文，</w:t>
+      </w:r>
+      <w:r>
+        <w:rPr>
+          <w:rFonts w:ascii="Calibri" w:hAnsi="Calibri" w:cs="Calibri" w:hint="eastAsia"/>
+          <w:kern w:val="2"/>
+        </w:rPr>
+        <w:t>2026</w:t>
+      </w:r>
+      <w:r>
+        <w:rPr>
+          <w:rFonts w:ascii="Calibri" w:hAnsi="Calibri" w:cs="Calibri" w:hint="eastAsia"/>
+          <w:kern w:val="2"/>
+        </w:rPr>
+        <w:t>（计算机学院推荐排序第</w:t>
+      </w:r>
+      <w:r>
+        <w:rPr>
+          <w:rFonts w:ascii="Calibri" w:hAnsi="Calibri" w:cs="Calibri" w:hint="eastAsia"/>
+          <w:kern w:val="2"/>
+        </w:rPr>
+        <w:t>1</w:t>
+      </w:r>
+      <w:r>
+        <w:rPr>
+          <w:rFonts w:ascii="Calibri" w:hAnsi="Calibri" w:cs="Calibri" w:hint="eastAsia"/>
+          <w:kern w:val="2"/>
+        </w:rPr>
+        <w:t>）</w:t>
       </w:r>
     </w:p>
     <w:p>
@@ -854,26 +912,17 @@
       </w:pPr>
       <w:r>
         <w:rPr>
-          <w:rFonts w:ascii="Calibri" w:hAnsi="Calibri" w:cs="Calibri"/>
-          <w:kern w:val="2"/>
-        </w:rPr>
-        <w:t xml:space="preserve">Best Poster Award, </w:t>
-      </w:r>
-      <w:proofErr w:type="spellStart"/>
-      <w:r>
-        <w:rPr>
-          <w:rFonts w:ascii="Calibri" w:hAnsi="Calibri" w:cs="Calibri"/>
-          <w:kern w:val="2"/>
-        </w:rPr>
-        <w:t>MobiUK</w:t>
-      </w:r>
-      <w:proofErr w:type="spellEnd"/>
-      <w:r>
-        <w:rPr>
-          <w:rFonts w:ascii="Calibri" w:hAnsi="Calibri" w:cs="Calibri"/>
-          <w:kern w:val="2"/>
-        </w:rPr>
-        <w:t>, 2025</w:t>
+          <w:rFonts w:ascii="Calibri" w:hAnsi="Calibri" w:cs="Calibri" w:hint="eastAsia"/>
+          <w:kern w:val="2"/>
+        </w:rPr>
+        <w:t>苏州市科协青年人才托举工程，</w:t>
+      </w:r>
+      <w:r>
+        <w:rPr>
+          <w:rFonts w:ascii="Calibri" w:hAnsi="Calibri" w:cs="Calibri" w:hint="eastAsia"/>
+          <w:kern w:val="2"/>
+        </w:rPr>
+        <w:t>2026</w:t>
       </w:r>
     </w:p>
     <w:p>
@@ -891,20 +940,20 @@
           <w:kern w:val="2"/>
         </w:rPr>
       </w:pPr>
+      <w:r>
+        <w:rPr>
+          <w:rFonts w:ascii="Calibri" w:hAnsi="Calibri" w:cs="Calibri"/>
+          <w:kern w:val="2"/>
+        </w:rPr>
+        <w:t xml:space="preserve">Best Poster Award, </w:t>
+      </w:r>
       <w:proofErr w:type="spellStart"/>
       <w:r>
         <w:rPr>
-          <w:rFonts w:ascii="Calibri" w:hAnsi="Calibri" w:cs="Calibri" w:hint="eastAsia"/>
-          <w:kern w:val="2"/>
-        </w:rPr>
-        <w:t>Mob</w:t>
-      </w:r>
-      <w:r>
-        <w:rPr>
-          <w:rFonts w:ascii="Calibri" w:hAnsi="Calibri" w:cs="Calibri"/>
-          <w:kern w:val="2"/>
-        </w:rPr>
-        <w:t>iSys</w:t>
+          <w:rFonts w:ascii="Calibri" w:hAnsi="Calibri" w:cs="Calibri"/>
+          <w:kern w:val="2"/>
+        </w:rPr>
+        <w:t>MobiUK</w:t>
       </w:r>
       <w:proofErr w:type="spellEnd"/>
       <w:r>
@@ -912,44 +961,42 @@
           <w:rFonts w:ascii="Calibri" w:hAnsi="Calibri" w:cs="Calibri"/>
           <w:kern w:val="2"/>
         </w:rPr>
-        <w:t xml:space="preserve"> Rising Star</w:t>
-      </w:r>
-      <w:r>
-        <w:rPr>
-          <w:rFonts w:ascii="Calibri" w:hAnsi="Calibri" w:cs="Calibri" w:hint="eastAsia"/>
-          <w:kern w:val="2"/>
-        </w:rPr>
-        <w:t>，</w:t>
-      </w:r>
-      <w:proofErr w:type="spellStart"/>
-      <w:r>
-        <w:rPr>
-          <w:rFonts w:ascii="Calibri" w:hAnsi="Calibri" w:cs="Calibri" w:hint="eastAsia"/>
-          <w:kern w:val="2"/>
-        </w:rPr>
-        <w:t>Si</w:t>
-      </w:r>
-      <w:r>
-        <w:rPr>
-          <w:rFonts w:ascii="Calibri" w:hAnsi="Calibri" w:cs="Calibri"/>
-          <w:kern w:val="2"/>
-        </w:rPr>
-        <w:t>gMobile</w:t>
-      </w:r>
-      <w:proofErr w:type="spellEnd"/>
-      <w:r>
-        <w:rPr>
-          <w:rFonts w:ascii="Calibri" w:hAnsi="Calibri" w:cs="Calibri" w:hint="eastAsia"/>
-          <w:kern w:val="2"/>
-        </w:rPr>
-        <w:t>，</w:t>
-      </w:r>
-      <w:r>
-        <w:rPr>
-          <w:rFonts w:ascii="Calibri" w:hAnsi="Calibri" w:cs="Calibri" w:hint="eastAsia"/>
-          <w:kern w:val="2"/>
-        </w:rPr>
-        <w:t>2025</w:t>
+        <w:t>, 2025</w:t>
+      </w:r>
+      <w:r>
+        <w:rPr>
+          <w:rFonts w:ascii="Calibri" w:hAnsi="Calibri" w:cs="Calibri" w:hint="eastAsia"/>
+          <w:kern w:val="2"/>
+        </w:rPr>
+        <w:t>（</w:t>
+      </w:r>
+      <w:r>
+        <w:rPr>
+          <w:rFonts w:ascii="Calibri" w:hAnsi="Calibri" w:cs="Calibri" w:hint="eastAsia"/>
+          <w:kern w:val="2"/>
+        </w:rPr>
+        <w:t>37</w:t>
+      </w:r>
+      <w:r>
+        <w:rPr>
+          <w:rFonts w:ascii="Calibri" w:hAnsi="Calibri" w:cs="Calibri" w:hint="eastAsia"/>
+          <w:kern w:val="2"/>
+        </w:rPr>
+        <w:t>篇中仅</w:t>
+      </w:r>
+      <w:r>
+        <w:rPr>
+          <w:rFonts w:ascii="Calibri" w:hAnsi="Calibri" w:cs="Calibri" w:hint="eastAsia"/>
+          <w:kern w:val="2"/>
+        </w:rPr>
+        <w:t>1</w:t>
+      </w:r>
+      <w:r>
+        <w:rPr>
+          <w:rFonts w:ascii="Calibri" w:hAnsi="Calibri" w:cs="Calibri" w:hint="eastAsia"/>
+          <w:kern w:val="2"/>
+        </w:rPr>
+        <w:t>篇）</w:t>
       </w:r>
     </w:p>
     <w:p>
@@ -967,61 +1014,86 @@
           <w:kern w:val="2"/>
         </w:rPr>
       </w:pPr>
-      <w:r>
-        <w:rPr>
-          <w:rFonts w:ascii="Calibri" w:hAnsi="Calibri" w:cs="Calibri"/>
-          <w:kern w:val="2"/>
-        </w:rPr>
-        <w:t>国家奖学金，教育部，</w:t>
-      </w:r>
-      <w:r>
-        <w:rPr>
-          <w:rFonts w:ascii="Calibri" w:hAnsi="Calibri" w:cs="Calibri"/>
-          <w:kern w:val="2"/>
-        </w:rPr>
-        <w:t>202</w:t>
-      </w:r>
-      <w:r>
-        <w:rPr>
-          <w:rFonts w:ascii="Calibri" w:hAnsi="Calibri" w:cs="Calibri" w:hint="eastAsia"/>
-          <w:kern w:val="2"/>
-        </w:rPr>
-        <w:t>3</w:t>
-      </w:r>
-      <w:r>
-        <w:rPr>
-          <w:rFonts w:ascii="Calibri" w:hAnsi="Calibri" w:cs="Calibri" w:hint="eastAsia"/>
-          <w:kern w:val="2"/>
-        </w:rPr>
-        <w:t>/</w:t>
-      </w:r>
-      <w:r>
-        <w:rPr>
-          <w:rFonts w:ascii="Calibri" w:hAnsi="Calibri" w:cs="Calibri" w:hint="eastAsia"/>
-          <w:kern w:val="2"/>
-        </w:rPr>
-        <w:t>2024</w:t>
-      </w:r>
-      <w:r>
-        <w:rPr>
-          <w:rFonts w:ascii="Calibri" w:hAnsi="Calibri" w:cs="Calibri" w:hint="eastAsia"/>
-          <w:kern w:val="2"/>
-        </w:rPr>
-        <w:t>（</w:t>
-      </w:r>
-      <w:r>
-        <w:rPr>
-          <w:rFonts w:ascii="Calibri" w:hAnsi="Calibri" w:cs="Calibri" w:hint="eastAsia"/>
-          <w:kern w:val="2"/>
-        </w:rPr>
-        <w:t>连续两年</w:t>
-      </w:r>
-      <w:r>
-        <w:rPr>
-          <w:rFonts w:ascii="Calibri" w:hAnsi="Calibri" w:cs="Calibri" w:hint="eastAsia"/>
-          <w:kern w:val="2"/>
-        </w:rPr>
-        <w:t>）</w:t>
+      <w:proofErr w:type="spellStart"/>
+      <w:r>
+        <w:rPr>
+          <w:rFonts w:ascii="Calibri" w:hAnsi="Calibri" w:cs="Calibri" w:hint="eastAsia"/>
+          <w:kern w:val="2"/>
+        </w:rPr>
+        <w:t>Mob</w:t>
+      </w:r>
+      <w:r>
+        <w:rPr>
+          <w:rFonts w:ascii="Calibri" w:hAnsi="Calibri" w:cs="Calibri"/>
+          <w:kern w:val="2"/>
+        </w:rPr>
+        <w:t>iSys</w:t>
+      </w:r>
+      <w:proofErr w:type="spellEnd"/>
+      <w:r>
+        <w:rPr>
+          <w:rFonts w:ascii="Calibri" w:hAnsi="Calibri" w:cs="Calibri"/>
+          <w:kern w:val="2"/>
+        </w:rPr>
+        <w:t xml:space="preserve"> Rising Star</w:t>
+      </w:r>
+      <w:r>
+        <w:rPr>
+          <w:rFonts w:ascii="Calibri" w:hAnsi="Calibri" w:cs="Calibri" w:hint="eastAsia"/>
+          <w:kern w:val="2"/>
+        </w:rPr>
+        <w:t>，</w:t>
+      </w:r>
+      <w:proofErr w:type="spellStart"/>
+      <w:r>
+        <w:rPr>
+          <w:rFonts w:ascii="Calibri" w:hAnsi="Calibri" w:cs="Calibri" w:hint="eastAsia"/>
+          <w:kern w:val="2"/>
+        </w:rPr>
+        <w:t>Si</w:t>
+      </w:r>
+      <w:r>
+        <w:rPr>
+          <w:rFonts w:ascii="Calibri" w:hAnsi="Calibri" w:cs="Calibri"/>
+          <w:kern w:val="2"/>
+        </w:rPr>
+        <w:t>gMobile</w:t>
+      </w:r>
+      <w:proofErr w:type="spellEnd"/>
+      <w:r>
+        <w:rPr>
+          <w:rFonts w:ascii="Calibri" w:hAnsi="Calibri" w:cs="Calibri" w:hint="eastAsia"/>
+          <w:kern w:val="2"/>
+        </w:rPr>
+        <w:t>，</w:t>
+      </w:r>
+      <w:r>
+        <w:rPr>
+          <w:rFonts w:ascii="Calibri" w:hAnsi="Calibri" w:cs="Calibri" w:hint="eastAsia"/>
+          <w:kern w:val="2"/>
+        </w:rPr>
+        <w:t>2025</w:t>
+      </w:r>
+      <w:r>
+        <w:rPr>
+          <w:rFonts w:ascii="Calibri" w:hAnsi="Calibri" w:cs="Calibri" w:hint="eastAsia"/>
+          <w:kern w:val="2"/>
+        </w:rPr>
+        <w:t>（全国仅</w:t>
+      </w:r>
+      <w:r>
+        <w:rPr>
+          <w:rFonts w:ascii="Calibri" w:hAnsi="Calibri" w:cs="Calibri" w:hint="eastAsia"/>
+          <w:kern w:val="2"/>
+        </w:rPr>
+        <w:t>4</w:t>
+      </w:r>
+      <w:r>
+        <w:rPr>
+          <w:rFonts w:ascii="Calibri" w:hAnsi="Calibri" w:cs="Calibri" w:hint="eastAsia"/>
+          <w:kern w:val="2"/>
+        </w:rPr>
+        <w:t>位）</w:t>
       </w:r>
     </w:p>
     <w:p>
@@ -1035,37 +1107,37 @@
         </w:tabs>
         <w:spacing w:after="120"/>
         <w:rPr>
-          <w:rFonts w:ascii="Calibri" w:hAnsi="Calibri" w:cs="Calibri"/>
-          <w:kern w:val="2"/>
-        </w:rPr>
-      </w:pPr>
-      <w:r>
-        <w:rPr>
-          <w:rFonts w:ascii="Calibri" w:hAnsi="Calibri" w:cs="Calibri"/>
-          <w:kern w:val="2"/>
-        </w:rPr>
-        <w:t>国家留学基金委员会（</w:t>
-      </w:r>
-      <w:r>
-        <w:rPr>
-          <w:rFonts w:ascii="Calibri" w:hAnsi="Calibri" w:cs="Calibri"/>
-          <w:kern w:val="2"/>
-        </w:rPr>
-        <w:t>CSC</w:t>
-      </w:r>
-      <w:r>
-        <w:rPr>
-          <w:rFonts w:ascii="Calibri" w:hAnsi="Calibri" w:cs="Calibri"/>
-          <w:kern w:val="2"/>
-        </w:rPr>
-        <w:t>）奖学金，</w:t>
-      </w:r>
-      <w:r>
-        <w:rPr>
-          <w:rFonts w:ascii="Calibri" w:hAnsi="Calibri" w:cs="Calibri"/>
-          <w:kern w:val="2"/>
-        </w:rPr>
-        <w:t>2024</w:t>
+          <w:rFonts w:ascii="Calibri" w:hAnsi="Calibri" w:cs="Calibri" w:hint="eastAsia"/>
+          <w:kern w:val="2"/>
+        </w:rPr>
+      </w:pPr>
+      <w:r>
+        <w:rPr>
+          <w:rFonts w:ascii="Calibri" w:hAnsi="Calibri" w:cs="Calibri" w:hint="eastAsia"/>
+          <w:kern w:val="2"/>
+        </w:rPr>
+        <w:t>首届</w:t>
+      </w:r>
+      <w:r>
+        <w:rPr>
+          <w:rFonts w:ascii="Calibri" w:hAnsi="Calibri" w:cs="Calibri"/>
+          <w:kern w:val="2"/>
+        </w:rPr>
+        <w:t>中国科协青年人才托举工程（博士生特别项目），</w:t>
+      </w:r>
+      <w:r>
+        <w:rPr>
+          <w:rFonts w:ascii="Calibri" w:hAnsi="Calibri" w:cs="Calibri"/>
+          <w:kern w:val="2"/>
+        </w:rPr>
+        <w:t>202</w:t>
+      </w:r>
+      <w:r>
+        <w:rPr>
+          <w:rFonts w:ascii="Calibri" w:hAnsi="Calibri" w:cs="Calibri" w:hint="eastAsia"/>
+          <w:kern w:val="2"/>
+        </w:rPr>
+        <w:t>4</w:t>
       </w:r>
     </w:p>
     <w:p>
@@ -1085,94 +1157,59 @@
       </w:pPr>
       <w:r>
         <w:rPr>
-          <w:rFonts w:ascii="Calibri" w:hAnsi="Calibri" w:cs="Calibri" w:hint="eastAsia"/>
-          <w:kern w:val="2"/>
-        </w:rPr>
-        <w:t>Trave</w:t>
-      </w:r>
-      <w:r>
-        <w:rPr>
-          <w:rFonts w:ascii="Calibri" w:hAnsi="Calibri" w:cs="Calibri"/>
-          <w:kern w:val="2"/>
-        </w:rPr>
-        <w:t xml:space="preserve">l Grant, </w:t>
-      </w:r>
-      <w:r>
-        <w:rPr>
-          <w:rFonts w:ascii="Calibri" w:hAnsi="Calibri" w:cs="Calibri" w:hint="eastAsia"/>
-          <w:kern w:val="2"/>
-        </w:rPr>
-        <w:t>N</w:t>
-      </w:r>
-      <w:r>
-        <w:rPr>
-          <w:rFonts w:ascii="Calibri" w:hAnsi="Calibri" w:cs="Calibri"/>
-          <w:kern w:val="2"/>
-        </w:rPr>
-        <w:t>eurIPS</w:t>
-      </w:r>
-      <w:r>
-        <w:rPr>
-          <w:rFonts w:ascii="Calibri" w:hAnsi="Calibri" w:cs="Calibri"/>
-          <w:kern w:val="2"/>
-        </w:rPr>
-        <w:t>’24/</w:t>
-      </w:r>
-      <w:r>
-        <w:rPr>
-          <w:rFonts w:ascii="Calibri" w:hAnsi="Calibri" w:cs="Calibri"/>
-          <w:kern w:val="2"/>
-        </w:rPr>
-        <w:t>EuroSys</w:t>
-      </w:r>
-      <w:r>
-        <w:rPr>
-          <w:rFonts w:ascii="Calibri" w:hAnsi="Calibri" w:cs="Calibri"/>
-          <w:kern w:val="2"/>
-        </w:rPr>
-        <w:t>’24</w:t>
-      </w:r>
-      <w:r>
-        <w:rPr>
-          <w:rFonts w:ascii="Calibri" w:hAnsi="Calibri" w:cs="Calibri"/>
-          <w:kern w:val="2"/>
-        </w:rPr>
-        <w:t>/MobiSys</w:t>
-      </w:r>
-      <w:r>
-        <w:rPr>
-          <w:rFonts w:ascii="Calibri" w:hAnsi="Calibri" w:cs="Calibri"/>
-          <w:kern w:val="2"/>
-        </w:rPr>
-        <w:t>’24</w:t>
-      </w:r>
-      <w:r>
-        <w:rPr>
-          <w:rFonts w:ascii="Calibri" w:hAnsi="Calibri" w:cs="Calibri"/>
-          <w:kern w:val="2"/>
-        </w:rPr>
-        <w:t>/ATC</w:t>
-      </w:r>
-      <w:r>
-        <w:rPr>
-          <w:rFonts w:ascii="Calibri" w:hAnsi="Calibri" w:cs="Calibri"/>
-          <w:kern w:val="2"/>
-        </w:rPr>
-        <w:t>’24/MobiSys’25</w:t>
-      </w:r>
-      <w:r>
-        <w:rPr>
-          <w:rFonts w:ascii="Calibri" w:hAnsi="Calibri" w:cs="Calibri" w:hint="eastAsia"/>
-          <w:kern w:val="2"/>
-        </w:rPr>
-        <w:t>/MobiUK</w:t>
-      </w:r>
-      <w:r>
-        <w:rPr>
-          <w:rFonts w:ascii="Calibri" w:hAnsi="Calibri" w:cs="Calibri"/>
-          <w:kern w:val="2"/>
-        </w:rPr>
-        <w:t>’25</w:t>
+          <w:rFonts w:ascii="Calibri" w:hAnsi="Calibri" w:cs="Calibri"/>
+          <w:kern w:val="2"/>
+        </w:rPr>
+        <w:t>国家奖学金，教育部，</w:t>
+      </w:r>
+      <w:r>
+        <w:rPr>
+          <w:rFonts w:ascii="Calibri" w:hAnsi="Calibri" w:cs="Calibri"/>
+          <w:kern w:val="2"/>
+        </w:rPr>
+        <w:t>202</w:t>
+      </w:r>
+      <w:r>
+        <w:rPr>
+          <w:rFonts w:ascii="Calibri" w:hAnsi="Calibri" w:cs="Calibri" w:hint="eastAsia"/>
+          <w:kern w:val="2"/>
+        </w:rPr>
+        <w:t>3</w:t>
+      </w:r>
+      <w:r>
+        <w:rPr>
+          <w:rFonts w:ascii="Calibri" w:hAnsi="Calibri" w:cs="Calibri" w:hint="eastAsia"/>
+          <w:kern w:val="2"/>
+        </w:rPr>
+        <w:t>/</w:t>
+      </w:r>
+      <w:r>
+        <w:rPr>
+          <w:rFonts w:ascii="Calibri" w:hAnsi="Calibri" w:cs="Calibri" w:hint="eastAsia"/>
+          <w:kern w:val="2"/>
+        </w:rPr>
+        <w:t>2024</w:t>
+      </w:r>
+      <w:r>
+        <w:rPr>
+          <w:rFonts w:ascii="Calibri" w:hAnsi="Calibri" w:cs="Calibri" w:hint="eastAsia"/>
+          <w:kern w:val="2"/>
+        </w:rPr>
+        <w:t>（</w:t>
+      </w:r>
+      <w:r>
+        <w:rPr>
+          <w:rFonts w:ascii="Calibri" w:hAnsi="Calibri" w:cs="Calibri" w:hint="eastAsia"/>
+          <w:kern w:val="2"/>
+        </w:rPr>
+        <w:t>连续两年</w:t>
+      </w:r>
+      <w:r>
+        <w:rPr>
+          <w:rFonts w:ascii="Calibri" w:hAnsi="Calibri" w:cs="Calibri" w:hint="eastAsia"/>
+          <w:kern w:val="2"/>
+        </w:rPr>
+        <w:t>）</w:t>
       </w:r>
     </w:p>
     <w:p>
@@ -1195,14 +1232,28 @@
           <w:rFonts w:ascii="Calibri" w:hAnsi="Calibri" w:cs="Calibri"/>
           <w:kern w:val="2"/>
         </w:rPr>
-        <w:t>北京邮电大学优秀研究生，</w:t>
-      </w:r>
-      <w:r>
-        <w:rPr>
-          <w:rFonts w:ascii="Calibri" w:hAnsi="Calibri" w:cs="Calibri"/>
-          <w:kern w:val="2"/>
-        </w:rPr>
-        <w:t>2023</w:t>
+        <w:t>国家留学基金委员会（</w:t>
+      </w:r>
+      <w:r>
+        <w:rPr>
+          <w:rFonts w:ascii="Calibri" w:hAnsi="Calibri" w:cs="Calibri"/>
+          <w:kern w:val="2"/>
+        </w:rPr>
+        <w:t>CSC</w:t>
+      </w:r>
+      <w:r>
+        <w:rPr>
+          <w:rFonts w:ascii="Calibri" w:hAnsi="Calibri" w:cs="Calibri"/>
+          <w:kern w:val="2"/>
+        </w:rPr>
+        <w:t>）奖学金，</w:t>
+      </w:r>
+      <w:r>
+        <w:rPr>
+          <w:rFonts w:ascii="Calibri" w:hAnsi="Calibri" w:cs="Calibri"/>
+          <w:kern w:val="2"/>
+        </w:rPr>
+        <w:t>2024</w:t>
       </w:r>
     </w:p>
     <w:p>
@@ -1222,38 +1273,175 @@
       </w:pPr>
       <w:r>
         <w:rPr>
-          <w:rFonts w:ascii="Calibri" w:hAnsi="Calibri" w:cs="Calibri"/>
-          <w:kern w:val="2"/>
-        </w:rPr>
-        <w:t>网络与交换技术</w:t>
-      </w:r>
-      <w:r>
-        <w:rPr>
-          <w:rFonts w:ascii="Calibri" w:hAnsi="Calibri" w:cs="Calibri"/>
-          <w:kern w:val="2"/>
-        </w:rPr>
-        <w:t>国家重点实验室优秀研究生，</w:t>
-      </w:r>
-      <w:r>
-        <w:rPr>
-          <w:rFonts w:ascii="Calibri" w:hAnsi="Calibri" w:cs="Calibri"/>
-          <w:kern w:val="2"/>
-        </w:rPr>
-        <w:t>2022/2023</w:t>
-      </w:r>
-      <w:r>
-        <w:rPr>
-          <w:rFonts w:ascii="Calibri" w:hAnsi="Calibri" w:cs="Calibri"/>
-          <w:kern w:val="2"/>
-        </w:rPr>
-        <w:br/>
+          <w:rFonts w:ascii="Calibri" w:hAnsi="Calibri" w:cs="Calibri" w:hint="eastAsia"/>
+          <w:kern w:val="2"/>
+        </w:rPr>
+        <w:t>Trave</w:t>
+      </w:r>
+      <w:r>
+        <w:rPr>
+          <w:rFonts w:ascii="Calibri" w:hAnsi="Calibri" w:cs="Calibri"/>
+          <w:kern w:val="2"/>
+        </w:rPr>
+        <w:t xml:space="preserve">l Grant, </w:t>
+      </w:r>
+      <w:r>
+        <w:rPr>
+          <w:rFonts w:ascii="Calibri" w:hAnsi="Calibri" w:cs="Calibri" w:hint="eastAsia"/>
+          <w:kern w:val="2"/>
+        </w:rPr>
+        <w:t>N</w:t>
+      </w:r>
+      <w:r>
+        <w:rPr>
+          <w:rFonts w:ascii="Calibri" w:hAnsi="Calibri" w:cs="Calibri"/>
+          <w:kern w:val="2"/>
+        </w:rPr>
+        <w:t>eurIPS</w:t>
+      </w:r>
+      <w:r>
+        <w:rPr>
+          <w:rFonts w:ascii="Calibri" w:hAnsi="Calibri" w:cs="Calibri"/>
+          <w:kern w:val="2"/>
+        </w:rPr>
+        <w:t>’24/</w:t>
+      </w:r>
+      <w:r>
+        <w:rPr>
+          <w:rFonts w:ascii="Calibri" w:hAnsi="Calibri" w:cs="Calibri"/>
+          <w:kern w:val="2"/>
+        </w:rPr>
+        <w:t>EuroSys</w:t>
+      </w:r>
+      <w:r>
+        <w:rPr>
+          <w:rFonts w:ascii="Calibri" w:hAnsi="Calibri" w:cs="Calibri"/>
+          <w:kern w:val="2"/>
+        </w:rPr>
+        <w:t>’24</w:t>
+      </w:r>
+      <w:r>
+        <w:rPr>
+          <w:rFonts w:ascii="Calibri" w:hAnsi="Calibri" w:cs="Calibri"/>
+          <w:kern w:val="2"/>
+        </w:rPr>
+        <w:t>/MobiSys</w:t>
+      </w:r>
+      <w:r>
+        <w:rPr>
+          <w:rFonts w:ascii="Calibri" w:hAnsi="Calibri" w:cs="Calibri"/>
+          <w:kern w:val="2"/>
+        </w:rPr>
+        <w:t>’24</w:t>
+      </w:r>
+      <w:r>
+        <w:rPr>
+          <w:rFonts w:ascii="Calibri" w:hAnsi="Calibri" w:cs="Calibri"/>
+          <w:kern w:val="2"/>
+        </w:rPr>
+        <w:t>/ATC</w:t>
+      </w:r>
+      <w:r>
+        <w:rPr>
+          <w:rFonts w:ascii="Calibri" w:hAnsi="Calibri" w:cs="Calibri"/>
+          <w:kern w:val="2"/>
+        </w:rPr>
+        <w:t>’24/MobiSys’25</w:t>
+      </w:r>
+      <w:r>
+        <w:rPr>
+          <w:rFonts w:ascii="Calibri" w:hAnsi="Calibri" w:cs="Calibri" w:hint="eastAsia"/>
+          <w:kern w:val="2"/>
+        </w:rPr>
+        <w:t>/MobiUK</w:t>
+      </w:r>
+      <w:r>
+        <w:rPr>
+          <w:rFonts w:ascii="Calibri" w:hAnsi="Calibri" w:cs="Calibri"/>
+          <w:kern w:val="2"/>
+        </w:rPr>
+        <w:t>’25</w:t>
       </w:r>
     </w:p>
     <w:p>
       <w:pPr>
+        <w:numPr>
+          <w:ilvl w:val="0"/>
+          <w:numId w:val="32"/>
+        </w:numPr>
+        <w:tabs>
+          <w:tab w:val="num" w:pos="720"/>
+        </w:tabs>
         <w:spacing w:after="120"/>
         <w:rPr>
           <w:rFonts w:ascii="Calibri" w:hAnsi="Calibri" w:cs="Calibri"/>
+          <w:kern w:val="2"/>
+        </w:rPr>
+      </w:pPr>
+      <w:r>
+        <w:rPr>
+          <w:rFonts w:ascii="Calibri" w:hAnsi="Calibri" w:cs="Calibri"/>
+          <w:kern w:val="2"/>
+        </w:rPr>
+        <w:t>北京邮电大学优秀研究生，</w:t>
+      </w:r>
+      <w:r>
+        <w:rPr>
+          <w:rFonts w:ascii="Calibri" w:hAnsi="Calibri" w:cs="Calibri"/>
+          <w:kern w:val="2"/>
+        </w:rPr>
+        <w:t>2023</w:t>
+      </w:r>
+    </w:p>
+    <w:p>
+      <w:pPr>
+        <w:numPr>
+          <w:ilvl w:val="0"/>
+          <w:numId w:val="32"/>
+        </w:numPr>
+        <w:tabs>
+          <w:tab w:val="num" w:pos="720"/>
+        </w:tabs>
+        <w:spacing w:after="120"/>
+        <w:rPr>
+          <w:rFonts w:ascii="Calibri" w:hAnsi="Calibri" w:cs="Calibri"/>
+          <w:kern w:val="2"/>
+        </w:rPr>
+      </w:pPr>
+      <w:r>
+        <w:rPr>
+          <w:rFonts w:ascii="Calibri" w:hAnsi="Calibri" w:cs="Calibri"/>
+          <w:kern w:val="2"/>
+        </w:rPr>
+        <w:t>网络与交换技术</w:t>
+      </w:r>
+      <w:r>
+        <w:rPr>
+          <w:rFonts w:ascii="Calibri" w:hAnsi="Calibri" w:cs="Calibri"/>
+          <w:kern w:val="2"/>
+        </w:rPr>
+        <w:t>国家重点实验室优秀研究生，</w:t>
+      </w:r>
+      <w:r>
+        <w:rPr>
+          <w:rFonts w:ascii="Calibri" w:hAnsi="Calibri" w:cs="Calibri"/>
+          <w:kern w:val="2"/>
+        </w:rPr>
+        <w:t>2022/2023</w:t>
+      </w:r>
+      <w:r>
+        <w:rPr>
+          <w:rFonts w:ascii="Calibri" w:hAnsi="Calibri" w:cs="Calibri"/>
+          <w:kern w:val="2"/>
+        </w:rPr>
+        <w:br/>
+      </w:r>
+    </w:p>
+    <w:p>
+      <w:pPr>
+        <w:spacing w:after="120"/>
+        <w:rPr>
+          <w:rFonts w:ascii="Calibri" w:hAnsi="Calibri" w:cs="Calibri"/>
           <w:b/>
           <w:sz w:val="32"/>
         </w:rPr>
@@ -1264,6 +1452,7 @@
           <w:b/>
           <w:sz w:val="32"/>
         </w:rPr>
+        <w:lastRenderedPageBreak/>
         <w:t>部分</w:t>
       </w:r>
       <w:r>
@@ -1359,6 +1548,224 @@
       <w:bookmarkStart w:id="1" w:name="OLE_LINK62"/>
       <w:r>
         <w:rPr>
+          <w:rFonts w:ascii="Calibri" w:hAnsi="Calibri" w:cs="Calibri"/>
+        </w:rPr>
+        <w:t>[J9] “</w:t>
+      </w:r>
+      <w:proofErr w:type="spellStart"/>
+      <w:r>
+        <w:rPr>
+          <w:rFonts w:ascii="Calibri" w:hAnsi="Calibri" w:cs="Calibri"/>
+        </w:rPr>
+        <w:t>FeS</w:t>
+      </w:r>
+      <w:proofErr w:type="spellEnd"/>
+      <w:r>
+        <w:rPr>
+          <w:rFonts w:ascii="Calibri" w:hAnsi="Calibri" w:cs="Calibri"/>
+        </w:rPr>
+        <w:t>: Federated NLP in Few-shot Scenarios</w:t>
+      </w:r>
+      <w:r>
+        <w:rPr>
+          <w:rFonts w:ascii="Calibri" w:hAnsi="Calibri" w:cs="Calibri"/>
+        </w:rPr>
+        <w:t>”</w:t>
+      </w:r>
+    </w:p>
+    <w:p>
+      <w:pPr>
+        <w:spacing w:before="120"/>
+        <w:ind w:left="357"/>
+        <w:rPr>
+          <w:rFonts w:ascii="Calibri" w:hAnsi="Calibri" w:cs="Calibri"/>
+        </w:rPr>
+      </w:pPr>
+      <w:r>
+        <w:rPr>
+          <w:rFonts w:ascii="Calibri" w:hAnsi="Calibri" w:cs="Calibri"/>
+          <w:b/>
+          <w:bCs/>
+        </w:rPr>
+        <w:t>Dongqi Cai</w:t>
+      </w:r>
+      <w:r>
+        <w:rPr>
+          <w:rFonts w:ascii="Calibri" w:hAnsi="Calibri" w:cs="Calibri"/>
+        </w:rPr>
+        <w:t xml:space="preserve">, </w:t>
+      </w:r>
+      <w:r>
+        <w:rPr>
+          <w:rFonts w:ascii="Calibri" w:hAnsi="Calibri" w:cs="Calibri"/>
+        </w:rPr>
+        <w:t>Chen Yang</w:t>
+      </w:r>
+      <w:r>
+        <w:rPr>
+          <w:rFonts w:ascii="Calibri" w:hAnsi="Calibri" w:cs="Calibri"/>
+        </w:rPr>
+        <w:t>,</w:t>
+      </w:r>
+      <w:r>
+        <w:rPr>
+          <w:rFonts w:ascii="Calibri" w:hAnsi="Calibri" w:cs="Calibri"/>
+        </w:rPr>
+        <w:t xml:space="preserve"> Nan Zou</w:t>
+      </w:r>
+      <w:r>
+        <w:rPr>
+          <w:rFonts w:ascii="Calibri" w:hAnsi="Calibri" w:cs="Calibri"/>
+        </w:rPr>
+        <w:t>,</w:t>
+      </w:r>
+      <w:r>
+        <w:rPr>
+          <w:rFonts w:ascii="Calibri" w:hAnsi="Calibri" w:cs="Calibri"/>
+        </w:rPr>
+        <w:t xml:space="preserve"> </w:t>
+      </w:r>
+      <w:proofErr w:type="spellStart"/>
+      <w:r>
+        <w:rPr>
+          <w:rFonts w:ascii="Calibri" w:hAnsi="Calibri" w:cs="Calibri"/>
+        </w:rPr>
+        <w:t>Shangguang</w:t>
+      </w:r>
+      <w:proofErr w:type="spellEnd"/>
+      <w:r>
+        <w:rPr>
+          <w:rFonts w:ascii="Calibri" w:hAnsi="Calibri" w:cs="Calibri"/>
+        </w:rPr>
+        <w:t xml:space="preserve"> Wang</w:t>
+      </w:r>
+      <w:r>
+        <w:rPr>
+          <w:rFonts w:ascii="Calibri" w:hAnsi="Calibri" w:cs="Calibri"/>
+        </w:rPr>
+        <w:t>,</w:t>
+      </w:r>
+      <w:r>
+        <w:rPr>
+          <w:rFonts w:ascii="Calibri" w:hAnsi="Calibri" w:cs="Calibri"/>
+        </w:rPr>
+        <w:t xml:space="preserve"> Yuxuan Jiang</w:t>
+      </w:r>
+      <w:r>
+        <w:rPr>
+          <w:rFonts w:ascii="Calibri" w:hAnsi="Calibri" w:cs="Calibri"/>
+        </w:rPr>
+        <w:t>,</w:t>
+      </w:r>
+      <w:r>
+        <w:rPr>
+          <w:rFonts w:ascii="Calibri" w:hAnsi="Calibri" w:cs="Calibri"/>
+        </w:rPr>
+        <w:t xml:space="preserve"> Yaozong Wu</w:t>
+      </w:r>
+      <w:r>
+        <w:rPr>
+          <w:rFonts w:ascii="Calibri" w:hAnsi="Calibri" w:cs="Calibri"/>
+        </w:rPr>
+        <w:t xml:space="preserve">, </w:t>
+      </w:r>
+      <w:proofErr w:type="spellStart"/>
+      <w:r>
+        <w:rPr>
+          <w:rFonts w:ascii="Calibri" w:hAnsi="Calibri" w:cs="Calibri"/>
+        </w:rPr>
+        <w:t>Mengwei</w:t>
+      </w:r>
+      <w:proofErr w:type="spellEnd"/>
+      <w:r>
+        <w:rPr>
+          <w:rFonts w:ascii="Calibri" w:hAnsi="Calibri" w:cs="Calibri"/>
+        </w:rPr>
+        <w:t xml:space="preserve"> Xu, Nicholas D. Lane, </w:t>
+      </w:r>
+      <w:r>
+        <w:rPr>
+          <w:rFonts w:ascii="Calibri" w:hAnsi="Calibri" w:cs="Calibri" w:hint="eastAsia"/>
+          <w:i/>
+          <w:iCs/>
+        </w:rPr>
+        <w:t xml:space="preserve">IEEE Transactions </w:t>
+      </w:r>
+      <w:r>
+        <w:rPr>
+          <w:rFonts w:ascii="Calibri" w:hAnsi="Calibri" w:cs="Calibri"/>
+          <w:i/>
+          <w:iCs/>
+        </w:rPr>
+        <w:t>on Mobile Computing (</w:t>
+      </w:r>
+      <w:r>
+        <w:rPr>
+          <w:rFonts w:ascii="Calibri" w:hAnsi="Calibri" w:cs="Calibri"/>
+          <w:b/>
+          <w:bCs/>
+          <w:i/>
+          <w:iCs/>
+          <w:color w:val="C00000"/>
+        </w:rPr>
+        <w:t>TMC, CCF-A</w:t>
+      </w:r>
+      <w:r>
+        <w:rPr>
+          <w:rFonts w:ascii="Calibri" w:hAnsi="Calibri" w:cs="Calibri"/>
+          <w:i/>
+          <w:iCs/>
+        </w:rPr>
+        <w:t>)</w:t>
+      </w:r>
+      <w:r>
+        <w:rPr>
+          <w:rFonts w:ascii="Calibri" w:hAnsi="Calibri" w:cs="Calibri"/>
+          <w:bCs/>
+          <w:i/>
+          <w:color w:val="000000" w:themeColor="text1"/>
+          <w:kern w:val="2"/>
+        </w:rPr>
+        <w:t>,</w:t>
+      </w:r>
+      <w:r>
+        <w:rPr>
+          <w:rFonts w:ascii="Calibri" w:hAnsi="Calibri" w:cs="Calibri"/>
+          <w:bCs/>
+          <w:i/>
+          <w:color w:val="000000" w:themeColor="text1"/>
+          <w:kern w:val="2"/>
+        </w:rPr>
+        <w:t xml:space="preserve"> </w:t>
+      </w:r>
+      <w:r>
+        <w:rPr>
+          <w:rFonts w:ascii="Calibri" w:hAnsi="Calibri" w:cs="Calibri"/>
+        </w:rPr>
+        <w:t>202</w:t>
+      </w:r>
+      <w:r>
+        <w:rPr>
+          <w:rFonts w:ascii="Calibri" w:hAnsi="Calibri" w:cs="Calibri"/>
+        </w:rPr>
+        <w:t>6</w:t>
+      </w:r>
+      <w:r>
+        <w:rPr>
+          <w:rFonts w:ascii="Calibri" w:hAnsi="Calibri" w:cs="Calibri"/>
+        </w:rPr>
+        <w:t>.</w:t>
+      </w:r>
+    </w:p>
+    <w:p>
+      <w:pPr>
+        <w:spacing w:before="120"/>
+        <w:rPr>
+          <w:rFonts w:ascii="Calibri" w:hAnsi="Calibri" w:cs="Calibri"/>
+        </w:rPr>
+      </w:pPr>
+      <w:r>
+        <w:rPr>
           <w:rFonts w:ascii="Calibri" w:hAnsi="Calibri" w:cs="Calibri" w:hint="eastAsia"/>
         </w:rPr>
         <w:t>[</w:t>
@@ -1437,7 +1844,6 @@
         <w:rPr>
           <w:rFonts w:ascii="Calibri" w:hAnsi="Calibri" w:cs="Calibri"/>
         </w:rPr>
-        <w:lastRenderedPageBreak/>
         <w:t xml:space="preserve">Chen Peng, </w:t>
       </w:r>
       <w:proofErr w:type="spellStart"/>
@@ -1494,7 +1900,20 @@
         <w:rPr>
           <w:rFonts w:ascii="Calibri" w:hAnsi="Calibri" w:cs="Calibri"/>
         </w:rPr>
-        <w:t xml:space="preserve"> Sun, </w:t>
+        <w:t xml:space="preserve"> Sun</w:t>
+      </w:r>
+      <w:r>
+        <w:rPr>
+          <w:rFonts w:ascii="Calibri" w:hAnsi="Calibri" w:cs="Calibri" w:hint="eastAsia"/>
+          <w:vertAlign w:val="superscript"/>
+        </w:rPr>
+        <w:t>#</w:t>
+      </w:r>
+      <w:r>
+        <w:rPr>
+          <w:rFonts w:ascii="Calibri" w:hAnsi="Calibri" w:cs="Calibri"/>
+        </w:rPr>
+        <w:t xml:space="preserve">, </w:t>
       </w:r>
       <w:r>
         <w:rPr>
@@ -1526,6 +1945,7 @@
         </w:rPr>
         <w:t xml:space="preserve"> </w:t>
       </w:r>
+      <w:bookmarkStart w:id="4" w:name="OLE_LINK96"/>
       <w:r>
         <w:rPr>
           <w:rFonts w:ascii="Calibri" w:hAnsi="Calibri" w:cs="Calibri" w:hint="eastAsia"/>
@@ -1599,6 +2019,7 @@
         </w:rPr>
         <w:t>.</w:t>
       </w:r>
+      <w:bookmarkEnd w:id="4"/>
     </w:p>
     <w:bookmarkEnd w:id="1"/>
     <w:p>
@@ -1626,14 +2047,14 @@
         </w:rPr>
         <w:t>] “</w:t>
       </w:r>
-      <w:bookmarkStart w:id="4" w:name="OLE_LINK84"/>
+      <w:bookmarkStart w:id="5" w:name="OLE_LINK84"/>
       <w:r>
         <w:rPr>
           <w:rFonts w:ascii="Calibri" w:hAnsi="Calibri" w:cs="Calibri"/>
         </w:rPr>
         <w:t>Resource-Efficient Federated Fine-Tuning for Privacy-Preserving NLP Applications</w:t>
       </w:r>
-      <w:bookmarkEnd w:id="4"/>
+      <w:bookmarkEnd w:id="5"/>
       <w:r>
         <w:rPr>
           <w:rFonts w:ascii="Calibri" w:hAnsi="Calibri" w:cs="Calibri"/>
@@ -1649,7 +2070,7 @@
           <w:rFonts w:ascii="Calibri" w:hAnsi="Calibri" w:cs="Calibri"/>
         </w:rPr>
       </w:pPr>
-      <w:bookmarkStart w:id="5" w:name="OLE_LINK85"/>
+      <w:bookmarkStart w:id="6" w:name="OLE_LINK85"/>
       <w:r>
         <w:rPr>
           <w:rFonts w:ascii="Calibri" w:hAnsi="Calibri" w:cs="Calibri"/>
@@ -1685,7 +2106,7 @@
         </w:rPr>
         <w:t>Mengwei</w:t>
       </w:r>
-      <w:bookmarkEnd w:id="5"/>
+      <w:bookmarkEnd w:id="6"/>
       <w:proofErr w:type="spellEnd"/>
       <w:r>
         <w:rPr>
@@ -1796,7 +2217,7 @@
           <w:rFonts w:ascii="Calibri" w:hAnsi="Calibri" w:cs="Calibri"/>
         </w:rPr>
       </w:pPr>
-      <w:bookmarkStart w:id="6" w:name="OLE_LINK65"/>
+      <w:bookmarkStart w:id="7" w:name="OLE_LINK65"/>
       <w:r>
         <w:rPr>
           <w:rFonts w:ascii="Calibri" w:hAnsi="Calibri" w:cs="Calibri"/>
@@ -1931,7 +2352,7 @@
         <w:t>2026.</w:t>
       </w:r>
     </w:p>
-    <w:bookmarkEnd w:id="6"/>
+    <w:bookmarkEnd w:id="7"/>
     <w:p>
       <w:pPr>
         <w:spacing w:before="120"/>
@@ -2273,14 +2694,14 @@
         </w:rPr>
         <w:t>“</w:t>
       </w:r>
-      <w:bookmarkStart w:id="7" w:name="OLE_LINK68"/>
+      <w:bookmarkStart w:id="8" w:name="OLE_LINK68"/>
       <w:r>
         <w:rPr>
           <w:rFonts w:ascii="Calibri" w:hAnsi="Calibri" w:cs="Calibri"/>
         </w:rPr>
         <w:t>Ubiquitous Memory Augmentation via Mobile Multimodal Embedding System</w:t>
       </w:r>
-      <w:bookmarkEnd w:id="7"/>
+      <w:bookmarkEnd w:id="8"/>
       <w:r>
         <w:rPr>
           <w:rFonts w:ascii="Calibri" w:hAnsi="Calibri" w:cs="Calibri"/>
@@ -2296,7 +2717,7 @@
           <w:rFonts w:ascii="Calibri" w:hAnsi="Calibri" w:cs="Calibri"/>
         </w:rPr>
       </w:pPr>
-      <w:bookmarkStart w:id="8" w:name="OLE_LINK69"/>
+      <w:bookmarkStart w:id="9" w:name="OLE_LINK69"/>
       <w:r>
         <w:rPr>
           <w:rFonts w:ascii="Calibri" w:hAnsi="Calibri" w:cs="Calibri"/>
@@ -2395,7 +2816,7 @@
         </w:rPr>
         <w:t xml:space="preserve"> Xu</w:t>
       </w:r>
-      <w:bookmarkEnd w:id="8"/>
+      <w:bookmarkEnd w:id="9"/>
       <w:r>
         <w:rPr>
           <w:rFonts w:ascii="Calibri" w:hAnsi="Calibri" w:cs="Calibri"/>
@@ -2528,14 +2949,14 @@
         </w:rPr>
         <w:t>] “</w:t>
       </w:r>
-      <w:bookmarkStart w:id="9" w:name="OLE_LINK72"/>
+      <w:bookmarkStart w:id="10" w:name="OLE_LINK72"/>
       <w:r>
         <w:rPr>
           <w:rFonts w:ascii="Calibri" w:hAnsi="Calibri" w:cs="Calibri" w:hint="eastAsia"/>
         </w:rPr>
         <w:t>面向微控制单元的高效语音隐私保护编码器</w:t>
       </w:r>
-      <w:bookmarkEnd w:id="9"/>
+      <w:bookmarkEnd w:id="10"/>
       <w:r>
         <w:rPr>
           <w:rFonts w:ascii="Calibri" w:hAnsi="Calibri" w:cs="Calibri"/>
@@ -2551,7 +2972,7 @@
           <w:rFonts w:ascii="Calibri" w:hAnsi="Calibri" w:cs="Calibri"/>
         </w:rPr>
       </w:pPr>
-      <w:bookmarkStart w:id="10" w:name="OLE_LINK73"/>
+      <w:bookmarkStart w:id="11" w:name="OLE_LINK73"/>
       <w:r>
         <w:rPr>
           <w:rFonts w:ascii="Calibri" w:hAnsi="Calibri" w:cs="Calibri" w:hint="eastAsia"/>
@@ -2608,7 +3029,7 @@
         </w:rPr>
         <w:t>徐梦炜</w:t>
       </w:r>
-      <w:bookmarkEnd w:id="10"/>
+      <w:bookmarkEnd w:id="11"/>
       <w:r>
         <w:rPr>
           <w:rFonts w:ascii="Calibri" w:hAnsi="Calibri" w:cs="Calibri"/>
@@ -2763,14 +3184,14 @@
         </w:rPr>
         <w:t>“</w:t>
       </w:r>
-      <w:bookmarkStart w:id="11" w:name="OLE_LINK76"/>
+      <w:bookmarkStart w:id="12" w:name="OLE_LINK76"/>
       <w:r>
         <w:rPr>
           <w:rFonts w:ascii="Calibri" w:hAnsi="Calibri" w:cs="Calibri"/>
         </w:rPr>
         <w:t>Resource-efficient Algorithms and Systems of Foundation Models: A Survey</w:t>
       </w:r>
-      <w:bookmarkEnd w:id="11"/>
+      <w:bookmarkEnd w:id="12"/>
       <w:r>
         <w:rPr>
           <w:rFonts w:ascii="Calibri" w:hAnsi="Calibri" w:cs="Calibri"/>
@@ -2786,7 +3207,7 @@
           <w:rFonts w:ascii="Calibri" w:hAnsi="Calibri" w:cs="Calibri"/>
         </w:rPr>
       </w:pPr>
-      <w:bookmarkStart w:id="12" w:name="OLE_LINK77"/>
+      <w:bookmarkStart w:id="13" w:name="OLE_LINK77"/>
       <w:proofErr w:type="spellStart"/>
       <w:r>
         <w:rPr>
@@ -2881,7 +3302,7 @@
         </w:rPr>
         <w:t xml:space="preserve"> Liu</w:t>
       </w:r>
-      <w:bookmarkEnd w:id="12"/>
+      <w:bookmarkEnd w:id="13"/>
       <w:r>
         <w:rPr>
           <w:rFonts w:ascii="Calibri" w:hAnsi="Calibri" w:cs="Calibri"/>
@@ -3174,7 +3595,7 @@
         </w:rPr>
         <w:t>同等贡献</w:t>
       </w:r>
-      <w:bookmarkStart w:id="13" w:name="OLE_LINK64"/>
+      <w:bookmarkStart w:id="14" w:name="OLE_LINK64"/>
       <w:r>
         <w:rPr>
           <w:rFonts w:ascii="Calibri" w:hAnsi="Calibri" w:cs="Calibri"/>
@@ -3183,7 +3604,7 @@
         </w:rPr>
         <w:t>;</w:t>
       </w:r>
-      <w:bookmarkStart w:id="14" w:name="OLE_LINK63"/>
+      <w:bookmarkStart w:id="15" w:name="OLE_LINK63"/>
       <w:r>
         <w:rPr>
           <w:rFonts w:ascii="Calibri" w:hAnsi="Calibri" w:cs="Calibri"/>
@@ -3234,8 +3655,8 @@
         </w:rPr>
         <w:t>通讯作者</w:t>
       </w:r>
-      <w:bookmarkEnd w:id="13"/>
       <w:bookmarkEnd w:id="14"/>
+      <w:bookmarkEnd w:id="15"/>
       <w:r>
         <w:rPr>
           <w:rFonts w:ascii="Calibri" w:hAnsi="Calibri" w:cs="Calibri"/>
@@ -3487,6 +3908,7 @@
         <w:rPr>
           <w:rFonts w:ascii="Calibri" w:hAnsi="Calibri" w:cs="Calibri"/>
         </w:rPr>
+        <w:lastRenderedPageBreak/>
         <w:t>[C10] “</w:t>
       </w:r>
       <w:r>
@@ -3685,7 +4107,6 @@
         <w:rPr>
           <w:rFonts w:ascii="Calibri" w:hAnsi="Calibri" w:cs="Calibri"/>
         </w:rPr>
-        <w:lastRenderedPageBreak/>
         <w:t>Haiyang S</w:t>
       </w:r>
       <w:r>
@@ -4341,14 +4762,14 @@
         </w:rPr>
         <w:t>“</w:t>
       </w:r>
-      <w:bookmarkStart w:id="15" w:name="OLE_LINK74"/>
+      <w:bookmarkStart w:id="16" w:name="OLE_LINK74"/>
       <w:r>
         <w:rPr>
           <w:rFonts w:ascii="Calibri" w:hAnsi="Calibri" w:cs="Calibri"/>
         </w:rPr>
         <w:t>Mobile Foundation Model as Firmware</w:t>
       </w:r>
-      <w:bookmarkEnd w:id="15"/>
+      <w:bookmarkEnd w:id="16"/>
       <w:r>
         <w:rPr>
           <w:rFonts w:ascii="Calibri" w:hAnsi="Calibri" w:cs="Calibri"/>
@@ -4364,7 +4785,7 @@
           <w:rFonts w:ascii="Calibri" w:hAnsi="Calibri" w:cs="Calibri"/>
         </w:rPr>
       </w:pPr>
-      <w:bookmarkStart w:id="16" w:name="OLE_LINK75"/>
+      <w:bookmarkStart w:id="17" w:name="OLE_LINK75"/>
       <w:r>
         <w:rPr>
           <w:rFonts w:ascii="Calibri" w:hAnsi="Calibri" w:cs="Calibri"/>
@@ -4413,7 +4834,7 @@
         </w:rPr>
         <w:t xml:space="preserve"> Xu</w:t>
       </w:r>
-      <w:bookmarkEnd w:id="16"/>
+      <w:bookmarkEnd w:id="17"/>
       <w:r>
         <w:rPr>
           <w:rFonts w:ascii="Calibri" w:hAnsi="Calibri" w:cs="Calibri"/>
@@ -4520,7 +4941,7 @@
         </w:rPr>
         <w:t>“</w:t>
       </w:r>
-      <w:bookmarkStart w:id="17" w:name="OLE_LINK82"/>
+      <w:bookmarkStart w:id="18" w:name="OLE_LINK82"/>
       <w:proofErr w:type="spellStart"/>
       <w:r>
         <w:rPr>
@@ -4535,7 +4956,7 @@
         </w:rPr>
         <w:t>: Efficient Federated Finetuning of Large Language Models with Perturbed Inferences</w:t>
       </w:r>
-      <w:bookmarkEnd w:id="17"/>
+      <w:bookmarkEnd w:id="18"/>
       <w:r>
         <w:rPr>
           <w:rFonts w:ascii="Calibri" w:hAnsi="Calibri" w:cs="Calibri"/>
@@ -4551,7 +4972,7 @@
           <w:rFonts w:ascii="Calibri" w:hAnsi="Calibri" w:cs="Calibri"/>
         </w:rPr>
       </w:pPr>
-      <w:bookmarkStart w:id="18" w:name="OLE_LINK86"/>
+      <w:bookmarkStart w:id="19" w:name="OLE_LINK86"/>
       <w:proofErr w:type="spellStart"/>
       <w:r>
         <w:rPr>
@@ -4627,7 +5048,7 @@
         </w:rPr>
         <w:t xml:space="preserve"> Wang</w:t>
       </w:r>
-      <w:bookmarkEnd w:id="18"/>
+      <w:bookmarkEnd w:id="19"/>
       <w:r>
         <w:rPr>
           <w:rFonts w:ascii="Calibri" w:hAnsi="Calibri" w:cs="Calibri"/>
@@ -4730,14 +5151,14 @@
         </w:rPr>
         <w:t>“</w:t>
       </w:r>
-      <w:bookmarkStart w:id="19" w:name="OLE_LINK78"/>
+      <w:bookmarkStart w:id="20" w:name="OLE_LINK78"/>
       <w:r>
         <w:rPr>
           <w:rFonts w:ascii="Calibri" w:hAnsi="Calibri" w:cs="Calibri"/>
         </w:rPr>
         <w:t>Efficient Federated Learning for Modern NLP</w:t>
       </w:r>
-      <w:bookmarkEnd w:id="19"/>
+      <w:bookmarkEnd w:id="20"/>
       <w:r>
         <w:rPr>
           <w:rFonts w:ascii="Calibri" w:hAnsi="Calibri" w:cs="Calibri"/>
@@ -4754,7 +5175,7 @@
           <w:rFonts w:ascii="Calibri" w:hAnsi="Calibri" w:cs="Calibri"/>
         </w:rPr>
       </w:pPr>
-      <w:bookmarkStart w:id="20" w:name="OLE_LINK79"/>
+      <w:bookmarkStart w:id="21" w:name="OLE_LINK79"/>
       <w:r>
         <w:rPr>
           <w:rFonts w:ascii="Calibri" w:hAnsi="Calibri" w:cs="Calibri"/>
@@ -4819,7 +5240,7 @@
         </w:rPr>
         <w:t xml:space="preserve"> Xu</w:t>
       </w:r>
-      <w:bookmarkEnd w:id="20"/>
+      <w:bookmarkEnd w:id="21"/>
       <w:r>
         <w:rPr>
           <w:rFonts w:ascii="Calibri" w:hAnsi="Calibri" w:cs="Calibri"/>
@@ -4932,14 +5353,14 @@
         </w:rPr>
         <w:t>“</w:t>
       </w:r>
-      <w:bookmarkStart w:id="21" w:name="OLE_LINK80"/>
+      <w:bookmarkStart w:id="22" w:name="OLE_LINK80"/>
       <w:r>
         <w:rPr>
           <w:rFonts w:ascii="Calibri" w:hAnsi="Calibri" w:cs="Calibri"/>
         </w:rPr>
         <w:t>Federated Few-shot Learning for Mobile NLP</w:t>
       </w:r>
-      <w:bookmarkEnd w:id="21"/>
+      <w:bookmarkEnd w:id="22"/>
       <w:r>
         <w:rPr>
           <w:rFonts w:ascii="Calibri" w:hAnsi="Calibri" w:cs="Calibri"/>
@@ -4958,7 +5379,7 @@
           <w:bCs/>
         </w:rPr>
       </w:pPr>
-      <w:bookmarkStart w:id="22" w:name="OLE_LINK81"/>
+      <w:bookmarkStart w:id="23" w:name="OLE_LINK81"/>
       <w:r>
         <w:rPr>
           <w:rFonts w:ascii="Calibri" w:hAnsi="Calibri" w:cs="Calibri"/>
@@ -5029,7 +5450,7 @@
         </w:rPr>
         <w:t xml:space="preserve"> Xu</w:t>
       </w:r>
-      <w:bookmarkEnd w:id="22"/>
+      <w:bookmarkEnd w:id="23"/>
       <w:r>
         <w:rPr>
           <w:rFonts w:ascii="Calibri" w:hAnsi="Calibri" w:cs="Calibri"/>
@@ -5148,14 +5569,14 @@
         </w:rPr>
         <w:t>“</w:t>
       </w:r>
-      <w:bookmarkStart w:id="23" w:name="OLE_LINK70"/>
+      <w:bookmarkStart w:id="24" w:name="OLE_LINK70"/>
       <w:r>
         <w:rPr>
           <w:rFonts w:ascii="Calibri" w:hAnsi="Calibri" w:cs="Calibri"/>
         </w:rPr>
         <w:t>SILENCE: Protecting privacy in offloaded speech understanding on wimpy devices</w:t>
       </w:r>
-      <w:bookmarkEnd w:id="23"/>
+      <w:bookmarkEnd w:id="24"/>
       <w:r>
         <w:rPr>
           <w:rFonts w:ascii="Calibri" w:hAnsi="Calibri" w:cs="Calibri"/>
@@ -5171,7 +5592,7 @@
           <w:rFonts w:ascii="Calibri" w:hAnsi="Calibri" w:cs="Calibri"/>
         </w:rPr>
       </w:pPr>
-      <w:bookmarkStart w:id="24" w:name="OLE_LINK71"/>
+      <w:bookmarkStart w:id="25" w:name="OLE_LINK71"/>
       <w:r>
         <w:rPr>
           <w:rFonts w:ascii="Calibri" w:hAnsi="Calibri" w:cs="Calibri"/>
@@ -5228,7 +5649,7 @@
         </w:rPr>
         <w:t xml:space="preserve"> Xu</w:t>
       </w:r>
-      <w:bookmarkEnd w:id="24"/>
+      <w:bookmarkEnd w:id="25"/>
       <w:r>
         <w:rPr>
           <w:rFonts w:ascii="Calibri" w:hAnsi="Calibri" w:cs="Calibri"/>
@@ -5319,6 +5740,7 @@
           <w:b/>
           <w:sz w:val="32"/>
         </w:rPr>
+        <w:lastRenderedPageBreak/>
         <w:t>W</w:t>
       </w:r>
       <w:r>
@@ -5576,7 +5998,6 @@
         <w:rPr>
           <w:rFonts w:ascii="Calibri" w:hAnsi="Calibri" w:cs="Calibri"/>
         </w:rPr>
-        <w:lastRenderedPageBreak/>
         <w:t>[W</w:t>
       </w:r>
       <w:r>
@@ -6024,7 +6445,7 @@
           <w:rFonts w:ascii="Calibri" w:hAnsi="Calibri" w:cs="Calibri"/>
         </w:rPr>
       </w:pPr>
-      <w:bookmarkStart w:id="25" w:name="OLE_LINK67"/>
+      <w:bookmarkStart w:id="26" w:name="OLE_LINK67"/>
       <w:r>
         <w:rPr>
           <w:rFonts w:ascii="Calibri" w:hAnsi="Calibri" w:cs="Calibri"/>
@@ -6179,7 +6600,7 @@
         <w:t>2021.</w:t>
       </w:r>
     </w:p>
-    <w:bookmarkEnd w:id="25"/>
+    <w:bookmarkEnd w:id="26"/>
     <w:p>
       <w:pPr>
         <w:rPr>
@@ -6478,21 +6899,21 @@
         </w:rPr>
         <w:t xml:space="preserve">] </w:t>
       </w:r>
-      <w:bookmarkStart w:id="26" w:name="OLE_LINK88"/>
+      <w:bookmarkStart w:id="27" w:name="OLE_LINK88"/>
       <w:r>
         <w:rPr>
           <w:rFonts w:ascii="Calibri" w:hAnsi="Calibri" w:cs="Calibri"/>
         </w:rPr>
         <w:t>纵向联邦学习建模优化方法、设备、介质及程序产品</w:t>
       </w:r>
-      <w:bookmarkEnd w:id="26"/>
+      <w:bookmarkEnd w:id="27"/>
       <w:r>
         <w:rPr>
           <w:rFonts w:ascii="Calibri" w:hAnsi="Calibri" w:cs="Calibri" w:hint="eastAsia"/>
         </w:rPr>
         <w:t>。</w:t>
       </w:r>
-      <w:bookmarkStart w:id="27" w:name="OLE_LINK89"/>
+      <w:bookmarkStart w:id="28" w:name="OLE_LINK89"/>
       <w:r>
         <w:rPr>
           <w:rFonts w:ascii="Calibri" w:hAnsi="Calibri" w:cs="Calibri" w:hint="eastAsia"/>
@@ -6507,7 +6928,7 @@
         </w:rPr>
         <w:t>，范力欣，杨强</w:t>
       </w:r>
-      <w:bookmarkEnd w:id="27"/>
+      <w:bookmarkEnd w:id="28"/>
     </w:p>
     <w:p>
       <w:pPr>
@@ -6531,21 +6952,21 @@
         </w:rPr>
         <w:t xml:space="preserve">] </w:t>
       </w:r>
-      <w:bookmarkStart w:id="28" w:name="OLE_LINK90"/>
+      <w:bookmarkStart w:id="29" w:name="OLE_LINK90"/>
       <w:r>
         <w:rPr>
           <w:rFonts w:ascii="Calibri" w:hAnsi="Calibri" w:cs="Calibri"/>
         </w:rPr>
         <w:t>一种面向预训练模型的联邦学习方法、装置及系统</w:t>
       </w:r>
-      <w:bookmarkEnd w:id="28"/>
+      <w:bookmarkEnd w:id="29"/>
       <w:r>
         <w:rPr>
           <w:rFonts w:ascii="Calibri" w:hAnsi="Calibri" w:cs="Calibri" w:hint="eastAsia"/>
         </w:rPr>
         <w:t>。</w:t>
       </w:r>
-      <w:bookmarkStart w:id="29" w:name="OLE_LINK91"/>
+      <w:bookmarkStart w:id="30" w:name="OLE_LINK91"/>
       <w:r>
         <w:rPr>
           <w:rFonts w:ascii="Calibri" w:hAnsi="Calibri" w:cs="Calibri" w:hint="eastAsia"/>
@@ -6566,7 +6987,7 @@
         </w:rPr>
         <w:t>，周傲，马骁，王尚广</w:t>
       </w:r>
-      <w:bookmarkEnd w:id="29"/>
+      <w:bookmarkEnd w:id="30"/>
     </w:p>
     <w:p>
       <w:pPr>
@@ -6592,21 +7013,21 @@
         </w:rPr>
         <w:t xml:space="preserve">] </w:t>
       </w:r>
-      <w:bookmarkStart w:id="30" w:name="OLE_LINK92"/>
+      <w:bookmarkStart w:id="31" w:name="OLE_LINK92"/>
       <w:r>
         <w:rPr>
           <w:rFonts w:ascii="Calibri" w:hAnsi="Calibri" w:cs="Calibri"/>
         </w:rPr>
         <w:t>面向自然语言模型的联邦小样本学习方法、系统及设备</w:t>
       </w:r>
-      <w:bookmarkEnd w:id="30"/>
+      <w:bookmarkEnd w:id="31"/>
       <w:r>
         <w:rPr>
           <w:rFonts w:ascii="Calibri" w:hAnsi="Calibri" w:cs="Calibri" w:hint="eastAsia"/>
         </w:rPr>
         <w:t>。</w:t>
       </w:r>
-      <w:bookmarkStart w:id="31" w:name="OLE_LINK93"/>
+      <w:bookmarkStart w:id="32" w:name="OLE_LINK93"/>
       <w:r>
         <w:rPr>
           <w:rFonts w:ascii="Calibri" w:hAnsi="Calibri" w:cs="Calibri" w:hint="eastAsia"/>
@@ -6627,7 +7048,7 @@
         </w:rPr>
         <w:t>，周傲，马骁，王尚广</w:t>
       </w:r>
-      <w:bookmarkEnd w:id="31"/>
+      <w:bookmarkEnd w:id="32"/>
       <w:r>
         <w:rPr>
           <w:rFonts w:ascii="Calibri" w:hAnsi="Calibri" w:cs="Calibri"/>
@@ -6669,21 +7090,21 @@
         </w:rPr>
         <w:t xml:space="preserve"> </w:t>
       </w:r>
-      <w:bookmarkStart w:id="32" w:name="OLE_LINK94"/>
+      <w:bookmarkStart w:id="33" w:name="OLE_LINK94"/>
       <w:r>
         <w:rPr>
           <w:rFonts w:ascii="Calibri" w:hAnsi="Calibri" w:cs="Calibri"/>
         </w:rPr>
         <w:t>纵向联邦学习建模优化方法、设备、介质及程序产品</w:t>
       </w:r>
-      <w:bookmarkEnd w:id="32"/>
+      <w:bookmarkEnd w:id="33"/>
       <w:r>
         <w:rPr>
           <w:rFonts w:ascii="Calibri" w:hAnsi="Calibri" w:cs="Calibri" w:hint="eastAsia"/>
         </w:rPr>
         <w:t>。</w:t>
       </w:r>
-      <w:bookmarkStart w:id="33" w:name="OLE_LINK95"/>
+      <w:bookmarkStart w:id="34" w:name="OLE_LINK95"/>
       <w:r>
         <w:rPr>
           <w:rFonts w:ascii="Calibri" w:hAnsi="Calibri" w:cs="Calibri" w:hint="eastAsia"/>
@@ -6704,7 +7125,7 @@
         </w:rPr>
         <w:t>，王尚广</w:t>
       </w:r>
-      <w:bookmarkEnd w:id="33"/>
+      <w:bookmarkEnd w:id="34"/>
     </w:p>
     <w:p>
       <w:pPr>
@@ -6746,73 +7167,59 @@
       </w:pPr>
       <w:r>
         <w:rPr>
-          <w:rFonts w:ascii="Calibri" w:hAnsi="Calibri" w:cs="Calibri"/>
+          <w:rFonts w:ascii="Calibri" w:hAnsi="Calibri" w:cs="Calibri" w:hint="eastAsia"/>
           <w:b/>
           <w:bCs/>
         </w:rPr>
-        <w:t>TPC Member</w:t>
-      </w:r>
-    </w:p>
-    <w:p>
-      <w:pPr>
-        <w:spacing w:line="288" w:lineRule="auto"/>
-        <w:rPr>
-          <w:rFonts w:ascii="Calibri" w:hAnsi="Calibri" w:cs="Calibri"/>
-        </w:rPr>
-      </w:pPr>
-      <w:r>
-        <w:rPr>
-          <w:rFonts w:ascii="Calibri" w:hAnsi="Calibri" w:cs="Calibri"/>
-        </w:rPr>
-        <w:t xml:space="preserve">MobiSys’26, </w:t>
-      </w:r>
-      <w:r>
-        <w:rPr>
-          <w:rFonts w:ascii="Calibri" w:hAnsi="Calibri" w:cs="Calibri"/>
-        </w:rPr>
-        <w:t xml:space="preserve">MSN’26, </w:t>
-      </w:r>
-      <w:r>
-        <w:rPr>
-          <w:rFonts w:ascii="Calibri" w:hAnsi="Calibri" w:cs="Calibri"/>
-        </w:rPr>
-        <w:t xml:space="preserve">EIS’25, </w:t>
-      </w:r>
-      <w:r>
-        <w:rPr>
-          <w:rFonts w:ascii="Calibri" w:hAnsi="Calibri" w:cs="Calibri" w:hint="eastAsia"/>
-        </w:rPr>
-        <w:t>Mobi</w:t>
-      </w:r>
-      <w:r>
-        <w:rPr>
-          <w:rFonts w:ascii="Calibri" w:hAnsi="Calibri" w:cs="Calibri"/>
-        </w:rPr>
-        <w:t>Sys</w:t>
-      </w:r>
-      <w:r>
-        <w:rPr>
-          <w:rFonts w:ascii="Calibri" w:hAnsi="Calibri" w:cs="Calibri"/>
-        </w:rPr>
-        <w:t>’24 AE</w:t>
-      </w:r>
-      <w:r>
-        <w:rPr>
-          <w:rFonts w:ascii="Calibri" w:hAnsi="Calibri" w:cs="Calibri"/>
-        </w:rPr>
-        <w:t xml:space="preserve">, </w:t>
-      </w:r>
-      <w:r>
-        <w:rPr>
-          <w:rFonts w:ascii="Calibri" w:hAnsi="Calibri" w:cs="Calibri" w:hint="eastAsia"/>
-        </w:rPr>
-        <w:t>MobiCom</w:t>
-      </w:r>
-      <w:r>
-        <w:rPr>
-          <w:rFonts w:ascii="Calibri" w:hAnsi="Calibri" w:cs="Calibri"/>
-        </w:rPr>
-        <w:t>’24 AE, NCSC-edge'22, TURC-SIGBED-China'23</w:t>
+        <w:t>CCF</w:t>
+      </w:r>
+      <w:r>
+        <w:rPr>
+          <w:rFonts w:ascii="Calibri" w:hAnsi="Calibri" w:cs="Calibri" w:hint="eastAsia"/>
+          <w:b/>
+          <w:bCs/>
+        </w:rPr>
+        <w:t>服务计算专委</w:t>
+      </w:r>
+      <w:r>
+        <w:rPr>
+          <w:rFonts w:ascii="Calibri" w:hAnsi="Calibri" w:cs="Calibri" w:hint="eastAsia"/>
+          <w:b/>
+          <w:bCs/>
+        </w:rPr>
+        <w:t xml:space="preserve"> </w:t>
+      </w:r>
+      <w:r>
+        <w:rPr>
+          <w:rFonts w:ascii="Calibri" w:hAnsi="Calibri" w:cs="Calibri" w:hint="eastAsia"/>
+          <w:b/>
+          <w:bCs/>
+        </w:rPr>
+        <w:t>委员，</w:t>
+      </w:r>
+      <w:r>
+        <w:rPr>
+          <w:rFonts w:ascii="Calibri" w:hAnsi="Calibri" w:cs="Calibri" w:hint="eastAsia"/>
+          <w:b/>
+          <w:bCs/>
+        </w:rPr>
+        <w:t>2026</w:t>
+      </w:r>
+      <w:r>
+        <w:rPr>
+          <w:rFonts w:ascii="Calibri" w:hAnsi="Calibri" w:cs="Calibri" w:hint="eastAsia"/>
+          <w:b/>
+          <w:bCs/>
+        </w:rPr>
+        <w:t>年</w:t>
+      </w:r>
+      <w:r>
+        <w:rPr>
+          <w:rFonts w:ascii="Calibri" w:hAnsi="Calibri" w:cs="Calibri" w:hint="eastAsia"/>
+          <w:b/>
+          <w:bCs/>
+        </w:rPr>
+        <w:t>至今</w:t>
       </w:r>
     </w:p>
     <w:p>
@@ -6830,59 +7237,60 @@
       </w:pPr>
       <w:r>
         <w:rPr>
-          <w:rFonts w:ascii="Calibri" w:hAnsi="Calibri" w:cs="Calibri"/>
+          <w:rFonts w:ascii="Calibri" w:hAnsi="Calibri" w:cs="Calibri" w:hint="eastAsia"/>
           <w:b/>
           <w:bCs/>
         </w:rPr>
-        <w:t xml:space="preserve">Conference </w:t>
-      </w:r>
-      <w:r>
-        <w:rPr>
-          <w:rFonts w:ascii="Calibri" w:hAnsi="Calibri" w:cs="Calibri"/>
+        <w:lastRenderedPageBreak/>
+        <w:t xml:space="preserve">CCF YOCSEF </w:t>
+      </w:r>
+      <w:r>
+        <w:rPr>
+          <w:rFonts w:ascii="Calibri" w:hAnsi="Calibri" w:cs="Calibri" w:hint="eastAsia"/>
           <w:b/>
           <w:bCs/>
         </w:rPr>
-        <w:t>Reviewer</w:t>
-      </w:r>
-    </w:p>
-    <w:p>
-      <w:pPr>
-        <w:spacing w:line="288" w:lineRule="auto"/>
-        <w:rPr>
-          <w:rFonts w:ascii="Calibri" w:hAnsi="Calibri" w:cs="Calibri"/>
+        <w:t>苏州</w:t>
+      </w:r>
+      <w:r>
+        <w:rPr>
+          <w:rFonts w:ascii="Calibri" w:hAnsi="Calibri" w:cs="Calibri" w:hint="eastAsia"/>
           <w:b/>
           <w:bCs/>
         </w:rPr>
-      </w:pPr>
-      <w:r>
-        <w:rPr>
-          <w:rFonts w:ascii="Calibri" w:hAnsi="Calibri" w:cs="Calibri"/>
-        </w:rPr>
-        <w:t>ICLR’26, NeurIPS’26, ICASSP’26,</w:t>
-      </w:r>
-      <w:r>
-        <w:rPr>
-          <w:rFonts w:ascii="Calibri" w:hAnsi="Calibri" w:cs="Calibri"/>
-        </w:rPr>
-        <w:t xml:space="preserve"> ICASSP</w:t>
-      </w:r>
-      <w:r>
-        <w:rPr>
-          <w:rFonts w:ascii="Calibri" w:hAnsi="Calibri" w:cs="Calibri"/>
-        </w:rPr>
-        <w:t>’24, ICASSP’25,</w:t>
-      </w:r>
-      <w:r>
-        <w:rPr>
-          <w:rFonts w:ascii="Calibri" w:hAnsi="Calibri" w:cs="Calibri"/>
-        </w:rPr>
         <w:t xml:space="preserve"> </w:t>
       </w:r>
       <w:r>
         <w:rPr>
-          <w:rFonts w:ascii="Calibri" w:hAnsi="Calibri" w:cs="Calibri"/>
-        </w:rPr>
-        <w:t>SAGC'22</w:t>
+          <w:rFonts w:ascii="Calibri" w:hAnsi="Calibri" w:cs="Calibri" w:hint="eastAsia"/>
+          <w:b/>
+          <w:bCs/>
+        </w:rPr>
+        <w:t>委员</w:t>
+      </w:r>
+      <w:r>
+        <w:rPr>
+          <w:rFonts w:ascii="Calibri" w:hAnsi="Calibri" w:cs="Calibri" w:hint="eastAsia"/>
+          <w:b/>
+          <w:bCs/>
+        </w:rPr>
+        <w:t>，</w:t>
+      </w:r>
+      <w:r>
+        <w:rPr>
+          <w:rFonts w:ascii="Calibri" w:hAnsi="Calibri" w:cs="Calibri" w:hint="eastAsia"/>
+          <w:b/>
+          <w:bCs/>
+        </w:rPr>
+        <w:t>2026</w:t>
+      </w:r>
+      <w:r>
+        <w:rPr>
+          <w:rFonts w:ascii="Calibri" w:hAnsi="Calibri" w:cs="Calibri" w:hint="eastAsia"/>
+          <w:b/>
+          <w:bCs/>
+        </w:rPr>
+        <w:t>年至今</w:t>
       </w:r>
     </w:p>
     <w:p>
@@ -6904,7 +7312,7 @@
           <w:b/>
           <w:bCs/>
         </w:rPr>
-        <w:t>Journal Reviewer</w:t>
+        <w:t>Area Chair</w:t>
       </w:r>
     </w:p>
     <w:p>
@@ -6916,138 +7324,10 @@
       </w:pPr>
       <w:r>
         <w:rPr>
-          <w:rFonts w:ascii="Calibri" w:hAnsi="Calibri" w:cs="Calibri" w:hint="eastAsia"/>
-        </w:rPr>
-        <w:t>软件</w:t>
-      </w:r>
-      <w:r>
-        <w:rPr>
-          <w:rFonts w:ascii="Calibri" w:hAnsi="Calibri" w:cs="Calibri" w:hint="eastAsia"/>
-        </w:rPr>
-        <w:t>学报</w:t>
-      </w:r>
-      <w:r>
-        <w:rPr>
-          <w:rFonts w:ascii="Calibri" w:hAnsi="Calibri" w:cs="Calibri"/>
-        </w:rPr>
-        <w:t xml:space="preserve">, </w:t>
-      </w:r>
-      <w:r>
-        <w:rPr>
-          <w:rFonts w:ascii="Calibri" w:hAnsi="Calibri" w:cs="Calibri" w:hint="eastAsia"/>
-        </w:rPr>
-        <w:t>ACM</w:t>
-      </w:r>
-      <w:r>
-        <w:rPr>
-          <w:rFonts w:ascii="Calibri" w:hAnsi="Calibri" w:cs="Calibri"/>
-        </w:rPr>
-        <w:t xml:space="preserve"> CSUR, </w:t>
-      </w:r>
-      <w:r>
-        <w:rPr>
-          <w:rFonts w:ascii="Calibri" w:hAnsi="Calibri" w:cs="Calibri"/>
-        </w:rPr>
-        <w:t>PACM IMWUT</w:t>
-      </w:r>
-      <w:r>
-        <w:rPr>
-          <w:rFonts w:ascii="Calibri" w:hAnsi="Calibri" w:cs="Calibri"/>
-        </w:rPr>
-        <w:t xml:space="preserve">, </w:t>
-      </w:r>
-      <w:r>
-        <w:rPr>
-          <w:rFonts w:ascii="Calibri" w:hAnsi="Calibri" w:cs="Calibri"/>
-        </w:rPr>
-        <w:t xml:space="preserve">ACM </w:t>
-      </w:r>
-      <w:r>
-        <w:rPr>
-          <w:rFonts w:ascii="Calibri" w:hAnsi="Calibri" w:cs="Calibri"/>
-        </w:rPr>
-        <w:t xml:space="preserve">TIOT, </w:t>
-      </w:r>
-      <w:r>
-        <w:rPr>
-          <w:rFonts w:ascii="Calibri" w:hAnsi="Calibri" w:cs="Calibri"/>
-        </w:rPr>
-        <w:t xml:space="preserve">Scientific Reports, </w:t>
-      </w:r>
-      <w:r>
-        <w:rPr>
-          <w:rFonts w:ascii="Calibri" w:hAnsi="Calibri" w:cs="Calibri" w:hint="eastAsia"/>
-        </w:rPr>
-        <w:t>TSC</w:t>
-      </w:r>
-      <w:r>
-        <w:rPr>
-          <w:rFonts w:ascii="Calibri" w:hAnsi="Calibri" w:cs="Calibri"/>
-        </w:rPr>
-        <w:t xml:space="preserve">, </w:t>
-      </w:r>
-      <w:r>
-        <w:rPr>
-          <w:rFonts w:ascii="Calibri" w:hAnsi="Calibri" w:cs="Calibri"/>
-        </w:rPr>
-        <w:t xml:space="preserve">TMC, TKDE, </w:t>
-      </w:r>
-      <w:r>
-        <w:rPr>
-          <w:rFonts w:ascii="Calibri" w:hAnsi="Calibri" w:cs="Calibri"/>
-        </w:rPr>
-        <w:t xml:space="preserve">TECS, </w:t>
-      </w:r>
-      <w:r>
-        <w:rPr>
-          <w:rFonts w:ascii="Calibri" w:hAnsi="Calibri" w:cs="Calibri"/>
-        </w:rPr>
-        <w:t>Artificial Intelligence Review</w:t>
-      </w:r>
-      <w:r>
-        <w:rPr>
-          <w:rFonts w:ascii="Calibri" w:hAnsi="Calibri" w:cs="Calibri"/>
-        </w:rPr>
-        <w:t xml:space="preserve">, </w:t>
-      </w:r>
-      <w:r>
-        <w:rPr>
-          <w:rFonts w:ascii="Calibri" w:hAnsi="Calibri" w:cs="Calibri"/>
-        </w:rPr>
-        <w:t>Machine Learning</w:t>
-      </w:r>
-      <w:r>
-        <w:rPr>
-          <w:rFonts w:ascii="Calibri" w:hAnsi="Calibri" w:cs="Calibri"/>
-        </w:rPr>
-        <w:t xml:space="preserve">, </w:t>
-      </w:r>
-      <w:r>
-        <w:rPr>
-          <w:rFonts w:ascii="Calibri" w:hAnsi="Calibri" w:cs="Calibri" w:hint="eastAsia"/>
-        </w:rPr>
-        <w:t>IoTJ</w:t>
-      </w:r>
-      <w:r>
-        <w:rPr>
-          <w:rFonts w:ascii="Calibri" w:hAnsi="Calibri" w:cs="Calibri" w:hint="eastAsia"/>
-        </w:rPr>
-        <w:t>,</w:t>
-      </w:r>
-      <w:r>
-        <w:rPr>
-          <w:rFonts w:ascii="Calibri" w:hAnsi="Calibri" w:cs="Calibri"/>
-        </w:rPr>
-        <w:t xml:space="preserve"> </w:t>
-      </w:r>
-      <w:proofErr w:type="spellStart"/>
-      <w:r>
-        <w:rPr>
-          <w:rFonts w:ascii="Calibri" w:hAnsi="Calibri" w:cs="Calibri"/>
-        </w:rPr>
-        <w:t>PeerJ</w:t>
-      </w:r>
-      <w:proofErr w:type="spellEnd"/>
+          <w:rFonts w:ascii="Calibri" w:hAnsi="Calibri" w:cs="Calibri"/>
+        </w:rPr>
+        <w:t>ICLR’27</w:t>
+      </w:r>
     </w:p>
     <w:p>
       <w:pPr>
@@ -7068,8 +7348,7 @@
           <w:b/>
           <w:bCs/>
         </w:rPr>
-        <w:lastRenderedPageBreak/>
-        <w:t>External Reviewer</w:t>
+        <w:t>TPC Member</w:t>
       </w:r>
     </w:p>
     <w:p>
@@ -7081,27 +7360,39 @@
       </w:pPr>
       <w:r>
         <w:rPr>
-          <w:rFonts w:ascii="Calibri" w:hAnsi="Calibri" w:cs="Calibri" w:hint="eastAsia"/>
-        </w:rPr>
-        <w:t>MLSys</w:t>
-      </w:r>
-      <w:r>
-        <w:rPr>
-          <w:rFonts w:ascii="Calibri" w:hAnsi="Calibri" w:cs="Calibri"/>
-        </w:rPr>
-        <w:t xml:space="preserve">’26, </w:t>
-      </w:r>
-      <w:r>
-        <w:rPr>
-          <w:rFonts w:ascii="Calibri" w:hAnsi="Calibri" w:cs="Calibri"/>
-        </w:rPr>
-        <w:t xml:space="preserve">MLSys’25, ICWS’24, IEEE EDGE’24, IEEE EDGE’23, </w:t>
-      </w:r>
-      <w:r>
-        <w:rPr>
-          <w:rFonts w:ascii="Calibri" w:hAnsi="Calibri" w:cs="Calibri"/>
-        </w:rPr>
-        <w:t>ICWS'23</w:t>
+          <w:rFonts w:ascii="Calibri" w:hAnsi="Calibri" w:cs="Calibri"/>
+        </w:rPr>
+        <w:t xml:space="preserve">MobiSys’26, </w:t>
+      </w:r>
+      <w:r>
+        <w:rPr>
+          <w:rFonts w:ascii="Calibri" w:hAnsi="Calibri" w:cs="Calibri"/>
+        </w:rPr>
+        <w:t xml:space="preserve">MSN’26, </w:t>
+      </w:r>
+      <w:r>
+        <w:rPr>
+          <w:rFonts w:ascii="Calibri" w:hAnsi="Calibri" w:cs="Calibri"/>
+        </w:rPr>
+        <w:t xml:space="preserve">EIS’25, </w:t>
+      </w:r>
+      <w:r>
+        <w:rPr>
+          <w:rFonts w:ascii="Calibri" w:hAnsi="Calibri" w:cs="Calibri" w:hint="eastAsia"/>
+        </w:rPr>
+        <w:t>Mobi</w:t>
+      </w:r>
+      <w:r>
+        <w:rPr>
+          <w:rFonts w:ascii="Calibri" w:hAnsi="Calibri" w:cs="Calibri"/>
+        </w:rPr>
+        <w:t>Sys</w:t>
+      </w:r>
+      <w:r>
+        <w:rPr>
+          <w:rFonts w:ascii="Calibri" w:hAnsi="Calibri" w:cs="Calibri"/>
+        </w:rPr>
+        <w:t>’24 AE</w:t>
       </w:r>
       <w:r>
         <w:rPr>
@@ -7111,34 +7402,15 @@
       </w:r>
       <w:r>
         <w:rPr>
-          <w:rFonts w:ascii="Calibri" w:hAnsi="Calibri" w:cs="Calibri"/>
-        </w:rPr>
-        <w:t>EIS'21</w:t>
-      </w:r>
-    </w:p>
-    <w:p>
-      <w:pPr>
-        <w:rPr>
-          <w:rFonts w:ascii="Calibri" w:hAnsi="Calibri" w:cs="Calibri"/>
-        </w:rPr>
-      </w:pPr>
-    </w:p>
-    <w:p>
-      <w:pPr>
-        <w:spacing w:after="120"/>
-        <w:rPr>
-          <w:rFonts w:ascii="Calibri" w:hAnsi="Calibri" w:cs="Calibri"/>
-          <w:b/>
-          <w:sz w:val="32"/>
-        </w:rPr>
-      </w:pPr>
-      <w:r>
-        <w:rPr>
-          <w:rFonts w:ascii="Calibri" w:hAnsi="Calibri" w:cs="Calibri" w:hint="eastAsia"/>
-          <w:b/>
-          <w:sz w:val="32"/>
-        </w:rPr>
-        <w:t>教学经历</w:t>
+          <w:rFonts w:ascii="Calibri" w:hAnsi="Calibri" w:cs="Calibri" w:hint="eastAsia"/>
+        </w:rPr>
+        <w:t>MobiCom</w:t>
+      </w:r>
+      <w:r>
+        <w:rPr>
+          <w:rFonts w:ascii="Calibri" w:hAnsi="Calibri" w:cs="Calibri"/>
+        </w:rPr>
+        <w:t>’24 AE, NCSC-edge'22, TURC-SIGBED-China'23</w:t>
       </w:r>
     </w:p>
     <w:p>
@@ -7150,35 +7422,318 @@
         <w:spacing w:line="288" w:lineRule="auto"/>
         <w:rPr>
           <w:rFonts w:ascii="Calibri" w:hAnsi="Calibri" w:cs="Calibri"/>
-        </w:rPr>
-      </w:pPr>
-      <w:r>
-        <w:rPr>
-          <w:rFonts w:ascii="Calibri" w:hAnsi="Calibri" w:cs="Calibri" w:hint="eastAsia"/>
-        </w:rPr>
-        <w:t>助教</w:t>
-      </w:r>
-      <w:r>
-        <w:rPr>
-          <w:rFonts w:ascii="Calibri" w:hAnsi="Calibri" w:cs="Calibri" w:hint="eastAsia"/>
-        </w:rPr>
-        <w:t>，机器学习系统原理，剑桥大学，</w:t>
-      </w:r>
-      <w:r>
-        <w:rPr>
-          <w:rFonts w:ascii="Calibri" w:hAnsi="Calibri" w:cs="Calibri" w:hint="eastAsia"/>
-        </w:rPr>
-        <w:t>2024</w:t>
-      </w:r>
-      <w:r>
-        <w:rPr>
-          <w:rFonts w:ascii="Calibri" w:hAnsi="Calibri" w:cs="Calibri"/>
-        </w:rPr>
-        <w:br/>
+          <w:b/>
+          <w:bCs/>
+        </w:rPr>
+      </w:pPr>
+      <w:r>
+        <w:rPr>
+          <w:rFonts w:ascii="Calibri" w:hAnsi="Calibri" w:cs="Calibri"/>
+          <w:b/>
+          <w:bCs/>
+        </w:rPr>
+        <w:t xml:space="preserve">Conference </w:t>
+      </w:r>
+      <w:r>
+        <w:rPr>
+          <w:rFonts w:ascii="Calibri" w:hAnsi="Calibri" w:cs="Calibri"/>
+          <w:b/>
+          <w:bCs/>
+        </w:rPr>
+        <w:t>Reviewer</w:t>
       </w:r>
     </w:p>
     <w:p>
       <w:pPr>
+        <w:spacing w:line="288" w:lineRule="auto"/>
+        <w:rPr>
+          <w:rFonts w:ascii="Calibri" w:hAnsi="Calibri" w:cs="Calibri"/>
+          <w:b/>
+          <w:bCs/>
+        </w:rPr>
+      </w:pPr>
+      <w:r>
+        <w:rPr>
+          <w:rFonts w:ascii="Calibri" w:hAnsi="Calibri" w:cs="Calibri"/>
+        </w:rPr>
+        <w:t>ICLR’26, NeurIPS’26, ICASSP’26,</w:t>
+      </w:r>
+      <w:r>
+        <w:rPr>
+          <w:rFonts w:ascii="Calibri" w:hAnsi="Calibri" w:cs="Calibri"/>
+        </w:rPr>
+        <w:t xml:space="preserve"> ICASSP</w:t>
+      </w:r>
+      <w:r>
+        <w:rPr>
+          <w:rFonts w:ascii="Calibri" w:hAnsi="Calibri" w:cs="Calibri"/>
+        </w:rPr>
+        <w:t>’24, ICASSP’25,</w:t>
+      </w:r>
+      <w:r>
+        <w:rPr>
+          <w:rFonts w:ascii="Calibri" w:hAnsi="Calibri" w:cs="Calibri"/>
+        </w:rPr>
+        <w:t xml:space="preserve"> </w:t>
+      </w:r>
+      <w:r>
+        <w:rPr>
+          <w:rFonts w:ascii="Calibri" w:hAnsi="Calibri" w:cs="Calibri"/>
+        </w:rPr>
+        <w:t>SAGC'22</w:t>
+      </w:r>
+    </w:p>
+    <w:p>
+      <w:pPr>
+        <w:numPr>
+          <w:ilvl w:val="0"/>
+          <w:numId w:val="15"/>
+        </w:numPr>
+        <w:spacing w:line="288" w:lineRule="auto"/>
+        <w:rPr>
+          <w:rFonts w:ascii="Calibri" w:hAnsi="Calibri" w:cs="Calibri"/>
+          <w:b/>
+          <w:bCs/>
+        </w:rPr>
+      </w:pPr>
+      <w:r>
+        <w:rPr>
+          <w:rFonts w:ascii="Calibri" w:hAnsi="Calibri" w:cs="Calibri"/>
+          <w:b/>
+          <w:bCs/>
+        </w:rPr>
+        <w:t>Journal Reviewer</w:t>
+      </w:r>
+    </w:p>
+    <w:p>
+      <w:pPr>
+        <w:spacing w:line="288" w:lineRule="auto"/>
+        <w:rPr>
+          <w:rFonts w:ascii="Calibri" w:hAnsi="Calibri" w:cs="Calibri"/>
+        </w:rPr>
+      </w:pPr>
+      <w:r>
+        <w:rPr>
+          <w:rFonts w:ascii="Calibri" w:hAnsi="Calibri" w:cs="Calibri" w:hint="eastAsia"/>
+        </w:rPr>
+        <w:t>软件</w:t>
+      </w:r>
+      <w:r>
+        <w:rPr>
+          <w:rFonts w:ascii="Calibri" w:hAnsi="Calibri" w:cs="Calibri" w:hint="eastAsia"/>
+        </w:rPr>
+        <w:t>学报</w:t>
+      </w:r>
+      <w:r>
+        <w:rPr>
+          <w:rFonts w:ascii="Calibri" w:hAnsi="Calibri" w:cs="Calibri"/>
+        </w:rPr>
+        <w:t xml:space="preserve">, </w:t>
+      </w:r>
+      <w:r>
+        <w:rPr>
+          <w:rFonts w:ascii="Calibri" w:hAnsi="Calibri" w:cs="Calibri" w:hint="eastAsia"/>
+        </w:rPr>
+        <w:t>ACM</w:t>
+      </w:r>
+      <w:r>
+        <w:rPr>
+          <w:rFonts w:ascii="Calibri" w:hAnsi="Calibri" w:cs="Calibri"/>
+        </w:rPr>
+        <w:t xml:space="preserve"> CSUR, </w:t>
+      </w:r>
+      <w:r>
+        <w:rPr>
+          <w:rFonts w:ascii="Calibri" w:hAnsi="Calibri" w:cs="Calibri"/>
+        </w:rPr>
+        <w:t>PACM IMWUT</w:t>
+      </w:r>
+      <w:r>
+        <w:rPr>
+          <w:rFonts w:ascii="Calibri" w:hAnsi="Calibri" w:cs="Calibri"/>
+        </w:rPr>
+        <w:t xml:space="preserve">, </w:t>
+      </w:r>
+      <w:r>
+        <w:rPr>
+          <w:rFonts w:ascii="Calibri" w:hAnsi="Calibri" w:cs="Calibri"/>
+        </w:rPr>
+        <w:t xml:space="preserve">ACM </w:t>
+      </w:r>
+      <w:r>
+        <w:rPr>
+          <w:rFonts w:ascii="Calibri" w:hAnsi="Calibri" w:cs="Calibri"/>
+        </w:rPr>
+        <w:t xml:space="preserve">TIOT, </w:t>
+      </w:r>
+      <w:r>
+        <w:rPr>
+          <w:rFonts w:ascii="Calibri" w:hAnsi="Calibri" w:cs="Calibri"/>
+        </w:rPr>
+        <w:t xml:space="preserve">Scientific Reports, </w:t>
+      </w:r>
+      <w:r>
+        <w:rPr>
+          <w:rFonts w:ascii="Calibri" w:hAnsi="Calibri" w:cs="Calibri" w:hint="eastAsia"/>
+        </w:rPr>
+        <w:t>TSC</w:t>
+      </w:r>
+      <w:r>
+        <w:rPr>
+          <w:rFonts w:ascii="Calibri" w:hAnsi="Calibri" w:cs="Calibri"/>
+        </w:rPr>
+        <w:t xml:space="preserve">, </w:t>
+      </w:r>
+      <w:r>
+        <w:rPr>
+          <w:rFonts w:ascii="Calibri" w:hAnsi="Calibri" w:cs="Calibri"/>
+        </w:rPr>
+        <w:t xml:space="preserve">TMC, TKDE, </w:t>
+      </w:r>
+      <w:r>
+        <w:rPr>
+          <w:rFonts w:ascii="Calibri" w:hAnsi="Calibri" w:cs="Calibri" w:hint="eastAsia"/>
+        </w:rPr>
+        <w:t>TII</w:t>
+      </w:r>
+      <w:r>
+        <w:rPr>
+          <w:rFonts w:ascii="Calibri" w:hAnsi="Calibri" w:cs="Calibri"/>
+        </w:rPr>
+        <w:t xml:space="preserve">, </w:t>
+      </w:r>
+      <w:r>
+        <w:rPr>
+          <w:rFonts w:ascii="Calibri" w:hAnsi="Calibri" w:cs="Calibri"/>
+        </w:rPr>
+        <w:t xml:space="preserve">TECS, </w:t>
+      </w:r>
+      <w:r>
+        <w:rPr>
+          <w:rFonts w:ascii="Calibri" w:hAnsi="Calibri" w:cs="Calibri"/>
+        </w:rPr>
+        <w:t>Artificial Intelligence Review</w:t>
+      </w:r>
+      <w:r>
+        <w:rPr>
+          <w:rFonts w:ascii="Calibri" w:hAnsi="Calibri" w:cs="Calibri"/>
+        </w:rPr>
+        <w:t xml:space="preserve">, </w:t>
+      </w:r>
+      <w:r>
+        <w:rPr>
+          <w:rFonts w:ascii="Calibri" w:hAnsi="Calibri" w:cs="Calibri"/>
+        </w:rPr>
+        <w:t>Machine Learning</w:t>
+      </w:r>
+      <w:r>
+        <w:rPr>
+          <w:rFonts w:ascii="Calibri" w:hAnsi="Calibri" w:cs="Calibri"/>
+        </w:rPr>
+        <w:t xml:space="preserve">, </w:t>
+      </w:r>
+      <w:r>
+        <w:rPr>
+          <w:rFonts w:ascii="Calibri" w:hAnsi="Calibri" w:cs="Calibri" w:hint="eastAsia"/>
+        </w:rPr>
+        <w:t>IoTJ</w:t>
+      </w:r>
+      <w:r>
+        <w:rPr>
+          <w:rFonts w:ascii="Calibri" w:hAnsi="Calibri" w:cs="Calibri" w:hint="eastAsia"/>
+        </w:rPr>
+        <w:t>,</w:t>
+      </w:r>
+      <w:r>
+        <w:rPr>
+          <w:rFonts w:ascii="Calibri" w:hAnsi="Calibri" w:cs="Calibri"/>
+        </w:rPr>
+        <w:t xml:space="preserve"> </w:t>
+      </w:r>
+      <w:proofErr w:type="spellStart"/>
+      <w:r>
+        <w:rPr>
+          <w:rFonts w:ascii="Calibri" w:hAnsi="Calibri" w:cs="Calibri"/>
+        </w:rPr>
+        <w:t>PeerJ</w:t>
+      </w:r>
+      <w:proofErr w:type="spellEnd"/>
+    </w:p>
+    <w:p>
+      <w:pPr>
+        <w:numPr>
+          <w:ilvl w:val="0"/>
+          <w:numId w:val="15"/>
+        </w:numPr>
+        <w:spacing w:line="288" w:lineRule="auto"/>
+        <w:rPr>
+          <w:rFonts w:ascii="Calibri" w:hAnsi="Calibri" w:cs="Calibri"/>
+          <w:b/>
+          <w:bCs/>
+        </w:rPr>
+      </w:pPr>
+      <w:r>
+        <w:rPr>
+          <w:rFonts w:ascii="Calibri" w:hAnsi="Calibri" w:cs="Calibri"/>
+          <w:b/>
+          <w:bCs/>
+        </w:rPr>
+        <w:t>External Reviewer</w:t>
+      </w:r>
+    </w:p>
+    <w:p>
+      <w:pPr>
+        <w:spacing w:line="288" w:lineRule="auto"/>
+        <w:rPr>
+          <w:rFonts w:ascii="Calibri" w:hAnsi="Calibri" w:cs="Calibri"/>
+        </w:rPr>
+      </w:pPr>
+      <w:r>
+        <w:rPr>
+          <w:rFonts w:ascii="Calibri" w:hAnsi="Calibri" w:cs="Calibri" w:hint="eastAsia"/>
+        </w:rPr>
+        <w:t>MLSys</w:t>
+      </w:r>
+      <w:r>
+        <w:rPr>
+          <w:rFonts w:ascii="Calibri" w:hAnsi="Calibri" w:cs="Calibri"/>
+        </w:rPr>
+        <w:t xml:space="preserve">’26, </w:t>
+      </w:r>
+      <w:r>
+        <w:rPr>
+          <w:rFonts w:ascii="Calibri" w:hAnsi="Calibri" w:cs="Calibri"/>
+        </w:rPr>
+        <w:t xml:space="preserve">MLSys’25, ICWS’24, IEEE EDGE’24, IEEE EDGE’23, </w:t>
+      </w:r>
+      <w:r>
+        <w:rPr>
+          <w:rFonts w:ascii="Calibri" w:hAnsi="Calibri" w:cs="Calibri"/>
+        </w:rPr>
+        <w:t>ICWS'23</w:t>
+      </w:r>
+      <w:r>
+        <w:rPr>
+          <w:rFonts w:ascii="Calibri" w:hAnsi="Calibri" w:cs="Calibri"/>
+        </w:rPr>
+        <w:t xml:space="preserve">, </w:t>
+      </w:r>
+      <w:r>
+        <w:rPr>
+          <w:rFonts w:ascii="Calibri" w:hAnsi="Calibri" w:cs="Calibri"/>
+        </w:rPr>
+        <w:t>EIS'21</w:t>
+      </w:r>
+    </w:p>
+    <w:p>
+      <w:pPr>
+        <w:rPr>
+          <w:rFonts w:ascii="Calibri" w:hAnsi="Calibri" w:cs="Calibri"/>
+        </w:rPr>
+      </w:pPr>
+    </w:p>
+    <w:p>
+      <w:pPr>
         <w:spacing w:after="120"/>
         <w:rPr>
           <w:rFonts w:ascii="Calibri" w:hAnsi="Calibri" w:cs="Calibri"/>
@@ -7192,7 +7747,61 @@
           <w:b/>
           <w:sz w:val="32"/>
         </w:rPr>
-        <w:t>参与</w:t>
+        <w:t>教学经历</w:t>
+      </w:r>
+    </w:p>
+    <w:p>
+      <w:pPr>
+        <w:numPr>
+          <w:ilvl w:val="0"/>
+          <w:numId w:val="15"/>
+        </w:numPr>
+        <w:spacing w:line="288" w:lineRule="auto"/>
+        <w:rPr>
+          <w:rFonts w:ascii="Calibri" w:hAnsi="Calibri" w:cs="Calibri"/>
+        </w:rPr>
+      </w:pPr>
+      <w:r>
+        <w:rPr>
+          <w:rFonts w:ascii="Calibri" w:hAnsi="Calibri" w:cs="Calibri" w:hint="eastAsia"/>
+        </w:rPr>
+        <w:t>助教</w:t>
+      </w:r>
+      <w:r>
+        <w:rPr>
+          <w:rFonts w:ascii="Calibri" w:hAnsi="Calibri" w:cs="Calibri" w:hint="eastAsia"/>
+        </w:rPr>
+        <w:t>，机器学习系统原理，剑桥大学，</w:t>
+      </w:r>
+      <w:r>
+        <w:rPr>
+          <w:rFonts w:ascii="Calibri" w:hAnsi="Calibri" w:cs="Calibri" w:hint="eastAsia"/>
+        </w:rPr>
+        <w:t>2024</w:t>
+      </w:r>
+      <w:r>
+        <w:rPr>
+          <w:rFonts w:ascii="Calibri" w:hAnsi="Calibri" w:cs="Calibri"/>
+        </w:rPr>
+        <w:br/>
+      </w:r>
+    </w:p>
+    <w:p>
+      <w:pPr>
+        <w:spacing w:after="120"/>
+        <w:rPr>
+          <w:rFonts w:ascii="Calibri" w:hAnsi="Calibri" w:cs="Calibri"/>
+          <w:b/>
+          <w:sz w:val="32"/>
+        </w:rPr>
+      </w:pPr>
+      <w:r>
+        <w:rPr>
+          <w:rFonts w:ascii="Calibri" w:hAnsi="Calibri" w:cs="Calibri" w:hint="eastAsia"/>
+          <w:b/>
+          <w:sz w:val="32"/>
+        </w:rPr>
+        <w:t>科研</w:t>
       </w:r>
       <w:r>
         <w:rPr>
@@ -7223,18 +7832,39 @@
           <w:rFonts w:ascii="Calibri" w:hAnsi="Calibri" w:cs="Calibri"/>
           <w:kern w:val="2"/>
         </w:rPr>
-        <w:t>国家重点研发计划项目（科技部），面向大规模分布式人工智能应用的关键网络技术研究，</w:t>
-      </w:r>
-      <w:r>
-        <w:rPr>
-          <w:rFonts w:ascii="Calibri" w:hAnsi="Calibri" w:cs="Calibri" w:hint="eastAsia"/>
-          <w:kern w:val="2"/>
-        </w:rPr>
-        <w:t>2020.07-2024.01</w:t>
-      </w:r>
-      <w:r>
-        <w:rPr>
-          <w:rFonts w:ascii="Calibri" w:hAnsi="Calibri" w:cs="Calibri"/>
+        <w:t>国家自然科学基金</w:t>
+      </w:r>
+      <w:r>
+        <w:rPr>
+          <w:rFonts w:ascii="Calibri" w:hAnsi="Calibri" w:cs="Calibri" w:hint="eastAsia"/>
+          <w:kern w:val="2"/>
+        </w:rPr>
+        <w:t>青年科学基金项目（</w:t>
+      </w:r>
+      <w:r>
+        <w:rPr>
+          <w:rFonts w:ascii="Calibri" w:hAnsi="Calibri" w:cs="Calibri" w:hint="eastAsia"/>
+          <w:kern w:val="2"/>
+        </w:rPr>
+        <w:t>C</w:t>
+      </w:r>
+      <w:r>
+        <w:rPr>
+          <w:rFonts w:ascii="Calibri" w:hAnsi="Calibri" w:cs="Calibri" w:hint="eastAsia"/>
+          <w:kern w:val="2"/>
+        </w:rPr>
+        <w:t>类），面向分布式移动终端的大模型领结训练方法研究，</w:t>
+      </w:r>
+      <w:r>
+        <w:rPr>
+          <w:rFonts w:ascii="Calibri" w:hAnsi="Calibri" w:cs="Calibri" w:hint="eastAsia"/>
+          <w:kern w:val="2"/>
+        </w:rPr>
+        <w:t>0.3M</w:t>
+      </w:r>
+      <w:r>
+        <w:rPr>
+          <w:rFonts w:ascii="Calibri" w:hAnsi="Calibri" w:cs="Calibri" w:hint="eastAsia"/>
           <w:kern w:val="2"/>
         </w:rPr>
         <w:t>，</w:t>
@@ -7244,42 +7874,14 @@
           <w:rFonts w:ascii="Calibri" w:hAnsi="Calibri" w:cs="Calibri" w:hint="eastAsia"/>
           <w:kern w:val="2"/>
         </w:rPr>
-        <w:t>2</w:t>
-      </w:r>
-      <w:r>
-        <w:rPr>
-          <w:rFonts w:ascii="Calibri" w:hAnsi="Calibri" w:cs="Calibri"/>
-          <w:kern w:val="2"/>
-        </w:rPr>
-        <w:t>0</w:t>
-      </w:r>
-      <w:r>
-        <w:rPr>
-          <w:rFonts w:ascii="Calibri" w:hAnsi="Calibri" w:cs="Calibri" w:hint="eastAsia"/>
-          <w:kern w:val="2"/>
-        </w:rPr>
-        <w:t>M</w:t>
-      </w:r>
-      <w:r>
-        <w:rPr>
-          <w:rFonts w:ascii="Calibri" w:hAnsi="Calibri" w:cs="Calibri"/>
-          <w:kern w:val="2"/>
-        </w:rPr>
-        <w:t>，已结题，项目骨干（技术研究、系统集成开发、</w:t>
-      </w:r>
-      <w:r>
-        <w:rPr>
-          <w:rFonts w:ascii="Calibri" w:hAnsi="Calibri" w:cs="Calibri" w:hint="eastAsia"/>
-          <w:kern w:val="2"/>
-        </w:rPr>
-        <w:t>验收</w:t>
-      </w:r>
-      <w:r>
-        <w:rPr>
-          <w:rFonts w:ascii="Calibri" w:hAnsi="Calibri" w:cs="Calibri"/>
-          <w:kern w:val="2"/>
-        </w:rPr>
-        <w:t>结项）</w:t>
+        <w:t>2027.07-2029.12</w:t>
+      </w:r>
+      <w:r>
+        <w:rPr>
+          <w:rFonts w:ascii="Calibri" w:hAnsi="Calibri" w:cs="Calibri" w:hint="eastAsia"/>
+          <w:kern w:val="2"/>
+        </w:rPr>
+        <w:t>，在研，项目负责人</w:t>
       </w:r>
     </w:p>
     <w:p>
@@ -7299,35 +7901,35 @@
       </w:pPr>
       <w:r>
         <w:rPr>
-          <w:rFonts w:ascii="Calibri" w:hAnsi="Calibri" w:cs="Calibri"/>
-          <w:kern w:val="2"/>
-        </w:rPr>
-        <w:t>国家重点研发计划项目（科技部），跨域异质分布式学习和推理系统，</w:t>
-      </w:r>
-      <w:r>
-        <w:rPr>
-          <w:rFonts w:ascii="Calibri" w:hAnsi="Calibri" w:cs="Calibri"/>
-          <w:kern w:val="2"/>
-        </w:rPr>
-        <w:t>2021.08-2024.12</w:t>
-      </w:r>
-      <w:r>
-        <w:rPr>
-          <w:rFonts w:ascii="Calibri" w:hAnsi="Calibri" w:cs="Calibri"/>
+          <w:rFonts w:ascii="Calibri" w:hAnsi="Calibri" w:cs="Calibri" w:hint="eastAsia"/>
+          <w:kern w:val="2"/>
+        </w:rPr>
+        <w:t>面壁智能</w:t>
+      </w:r>
+      <w:r>
+        <w:rPr>
+          <w:rFonts w:ascii="Calibri" w:hAnsi="Calibri" w:cs="Calibri"/>
+          <w:kern w:val="2"/>
+        </w:rPr>
+        <w:t>基础模型研发专项</w:t>
+      </w:r>
+      <w:r>
+        <w:rPr>
+          <w:rFonts w:ascii="Calibri" w:hAnsi="Calibri" w:cs="Calibri" w:hint="eastAsia"/>
           <w:kern w:val="2"/>
         </w:rPr>
         <w:t>，</w:t>
       </w:r>
       <w:r>
         <w:rPr>
-          <w:rFonts w:ascii="Calibri" w:hAnsi="Calibri" w:cs="Calibri"/>
-          <w:kern w:val="2"/>
-        </w:rPr>
-        <w:t>75M</w:t>
-      </w:r>
-      <w:r>
-        <w:rPr>
-          <w:rFonts w:ascii="Calibri" w:hAnsi="Calibri" w:cs="Calibri"/>
+          <w:rFonts w:ascii="Calibri" w:hAnsi="Calibri" w:cs="Calibri" w:hint="eastAsia"/>
+          <w:kern w:val="2"/>
+        </w:rPr>
+        <w:t>一种具备空间推理能力的高效具身导航技术</w:t>
+      </w:r>
+      <w:r>
+        <w:rPr>
+          <w:rFonts w:ascii="Calibri" w:hAnsi="Calibri" w:cs="Calibri" w:hint="eastAsia"/>
           <w:kern w:val="2"/>
         </w:rPr>
         <w:t>，</w:t>
@@ -7337,28 +7939,35 @@
           <w:rFonts w:ascii="Calibri" w:hAnsi="Calibri" w:cs="Calibri" w:hint="eastAsia"/>
           <w:kern w:val="2"/>
         </w:rPr>
-        <w:t>已结题</w:t>
-      </w:r>
-      <w:r>
-        <w:rPr>
-          <w:rFonts w:ascii="Calibri" w:hAnsi="Calibri" w:cs="Calibri"/>
-          <w:kern w:val="2"/>
-        </w:rPr>
-        <w:t>，项目骨干（项目申报、技术研究、系统集成开发</w:t>
-      </w:r>
-      <w:r>
-        <w:rPr>
-          <w:rFonts w:ascii="Calibri" w:hAnsi="Calibri" w:cs="Calibri" w:hint="eastAsia"/>
-          <w:kern w:val="2"/>
-        </w:rPr>
-        <w:t>、验收结项</w:t>
-      </w:r>
-      <w:r>
-        <w:rPr>
-          <w:rFonts w:ascii="Calibri" w:hAnsi="Calibri" w:cs="Calibri"/>
-          <w:kern w:val="2"/>
-        </w:rPr>
-        <w:t>）</w:t>
+        <w:t>0.8M</w:t>
+      </w:r>
+      <w:r>
+        <w:rPr>
+          <w:rFonts w:ascii="Calibri" w:hAnsi="Calibri" w:cs="Calibri" w:hint="eastAsia"/>
+          <w:kern w:val="2"/>
+        </w:rPr>
+        <w:t>，</w:t>
+      </w:r>
+      <w:r>
+        <w:rPr>
+          <w:rFonts w:ascii="Calibri" w:hAnsi="Calibri" w:cs="Calibri" w:hint="eastAsia"/>
+          <w:kern w:val="2"/>
+        </w:rPr>
+        <w:t>2026.03-2026</w:t>
+      </w:r>
+      <w:r>
+        <w:rPr>
+          <w:rFonts w:ascii="Calibri" w:hAnsi="Calibri" w:cs="Calibri"/>
+          <w:kern w:val="2"/>
+        </w:rPr>
+        <w:t>.12</w:t>
+      </w:r>
+      <w:r>
+        <w:rPr>
+          <w:rFonts w:ascii="Calibri" w:hAnsi="Calibri" w:cs="Calibri" w:hint="eastAsia"/>
+          <w:kern w:val="2"/>
+        </w:rPr>
+        <w:t>，在研，项目负责人</w:t>
       </w:r>
     </w:p>
     <w:p>
@@ -7381,14 +7990,14 @@
           <w:rFonts w:ascii="Calibri" w:hAnsi="Calibri" w:cs="Calibri"/>
           <w:kern w:val="2"/>
         </w:rPr>
-        <w:t>校企合作（小米集团），端侧大模型的个性化高效微调关键技术研究，</w:t>
-      </w:r>
-      <w:r>
-        <w:rPr>
-          <w:rFonts w:ascii="Calibri" w:hAnsi="Calibri" w:cs="Calibri"/>
-          <w:kern w:val="2"/>
-        </w:rPr>
-        <w:t>2024.09–2025.09</w:t>
+        <w:t>国家重点研发计划项目（科技部），面向大规模分布式人工智能应用的关键网络技术研究，</w:t>
+      </w:r>
+      <w:r>
+        <w:rPr>
+          <w:rFonts w:ascii="Calibri" w:hAnsi="Calibri" w:cs="Calibri" w:hint="eastAsia"/>
+          <w:kern w:val="2"/>
+        </w:rPr>
+        <w:t>2020.07-2024.01</w:t>
       </w:r>
       <w:r>
         <w:rPr>
@@ -7399,24 +8008,45 @@
       </w:r>
       <w:r>
         <w:rPr>
-          <w:rFonts w:ascii="Calibri" w:hAnsi="Calibri" w:cs="Calibri"/>
-          <w:kern w:val="2"/>
-        </w:rPr>
-        <w:t>0.18M</w:t>
-      </w:r>
-      <w:r>
-        <w:rPr>
-          <w:rFonts w:ascii="Calibri" w:hAnsi="Calibri" w:cs="Calibri"/>
-          <w:kern w:val="2"/>
-        </w:rPr>
-        <w:t>，在研，项目骨干</w:t>
-      </w:r>
-      <w:r>
-        <w:rPr>
-          <w:rFonts w:ascii="Calibri" w:hAnsi="Calibri" w:cs="Calibri" w:hint="eastAsia"/>
-          <w:kern w:val="2"/>
-        </w:rPr>
-        <w:t>（项目申报、技术研究）</w:t>
+          <w:rFonts w:ascii="Calibri" w:hAnsi="Calibri" w:cs="Calibri" w:hint="eastAsia"/>
+          <w:kern w:val="2"/>
+        </w:rPr>
+        <w:t>2</w:t>
+      </w:r>
+      <w:r>
+        <w:rPr>
+          <w:rFonts w:ascii="Calibri" w:hAnsi="Calibri" w:cs="Calibri"/>
+          <w:kern w:val="2"/>
+        </w:rPr>
+        <w:t>0</w:t>
+      </w:r>
+      <w:r>
+        <w:rPr>
+          <w:rFonts w:ascii="Calibri" w:hAnsi="Calibri" w:cs="Calibri" w:hint="eastAsia"/>
+          <w:kern w:val="2"/>
+        </w:rPr>
+        <w:t>M</w:t>
+      </w:r>
+      <w:r>
+        <w:rPr>
+          <w:rFonts w:ascii="Calibri" w:hAnsi="Calibri" w:cs="Calibri"/>
+          <w:kern w:val="2"/>
+        </w:rPr>
+        <w:t>，已结题，项目骨干（技术研究、系统集成开发、</w:t>
+      </w:r>
+      <w:r>
+        <w:rPr>
+          <w:rFonts w:ascii="Calibri" w:hAnsi="Calibri" w:cs="Calibri" w:hint="eastAsia"/>
+          <w:kern w:val="2"/>
+        </w:rPr>
+        <w:t>验收</w:t>
+      </w:r>
+      <w:r>
+        <w:rPr>
+          <w:rFonts w:ascii="Calibri" w:hAnsi="Calibri" w:cs="Calibri"/>
+          <w:kern w:val="2"/>
+        </w:rPr>
+        <w:t>结项）</w:t>
       </w:r>
     </w:p>
     <w:p>
@@ -7436,31 +8066,17 @@
       </w:pPr>
       <w:r>
         <w:rPr>
-          <w:rFonts w:ascii="Calibri" w:hAnsi="Calibri" w:cs="Calibri" w:hint="eastAsia"/>
-          <w:kern w:val="2"/>
-        </w:rPr>
-        <w:t>创</w:t>
-      </w:r>
-      <w:r>
-        <w:rPr>
-          <w:rFonts w:ascii="Calibri" w:hAnsi="Calibri" w:cs="Calibri"/>
-          <w:kern w:val="2"/>
-        </w:rPr>
-        <w:t>新基金（北京邮电大学），面向复杂自然语言模型的联邦小样本学习方法研究，</w:t>
-      </w:r>
-      <w:r>
-        <w:rPr>
-          <w:rFonts w:ascii="Calibri" w:hAnsi="Calibri" w:cs="Calibri" w:hint="eastAsia"/>
-          <w:kern w:val="2"/>
-        </w:rPr>
-        <w:t>2023</w:t>
-      </w:r>
-      <w:r>
-        <w:rPr>
-          <w:rFonts w:ascii="Calibri" w:hAnsi="Calibri" w:cs="Calibri"/>
-          <w:kern w:val="2"/>
-        </w:rPr>
-        <w:t>.4-2024.04</w:t>
+          <w:rFonts w:ascii="Calibri" w:hAnsi="Calibri" w:cs="Calibri"/>
+          <w:kern w:val="2"/>
+        </w:rPr>
+        <w:t>国家重点研发计划项目（科技部），跨域异质分布式学习和推理系统，</w:t>
+      </w:r>
+      <w:r>
+        <w:rPr>
+          <w:rFonts w:ascii="Calibri" w:hAnsi="Calibri" w:cs="Calibri"/>
+          <w:kern w:val="2"/>
+        </w:rPr>
+        <w:t>2021.08-2024.12</w:t>
       </w:r>
       <w:r>
         <w:rPr>
@@ -7471,10 +8087,10 @@
       </w:r>
       <w:r>
         <w:rPr>
-          <w:rFonts w:ascii="Calibri" w:hAnsi="Calibri" w:cs="Calibri" w:hint="eastAsia"/>
-          <w:kern w:val="2"/>
-        </w:rPr>
-        <w:t>0.012M</w:t>
+          <w:rFonts w:ascii="Calibri" w:hAnsi="Calibri" w:cs="Calibri"/>
+          <w:kern w:val="2"/>
+        </w:rPr>
+        <w:t>75M</w:t>
       </w:r>
       <w:r>
         <w:rPr>
@@ -7495,14 +8111,14 @@
           <w:rFonts w:ascii="Calibri" w:hAnsi="Calibri" w:cs="Calibri"/>
           <w:kern w:val="2"/>
         </w:rPr>
-        <w:t>，项目负责人（独立</w:t>
-      </w:r>
-      <w:r>
-        <w:rPr>
-          <w:rFonts w:ascii="Calibri" w:hAnsi="Calibri" w:cs="Calibri"/>
-          <w:kern w:val="2"/>
-        </w:rPr>
-        <w:t>PI</w:t>
+        <w:t>，项目骨干（项目申报、技术研究、系统集成开发</w:t>
+      </w:r>
+      <w:r>
+        <w:rPr>
+          <w:rFonts w:ascii="Calibri" w:hAnsi="Calibri" w:cs="Calibri" w:hint="eastAsia"/>
+          <w:kern w:val="2"/>
+        </w:rPr>
+        <w:t>、验收结项</w:t>
       </w:r>
       <w:r>
         <w:rPr>
@@ -7532,6 +8148,171 @@
           <w:rFonts w:ascii="Calibri" w:hAnsi="Calibri" w:cs="Calibri"/>
           <w:kern w:val="2"/>
         </w:rPr>
+        <w:t>校企合作（小米集团），端侧大模型的个性化高效微调关键技术研究，</w:t>
+      </w:r>
+      <w:r>
+        <w:rPr>
+          <w:rFonts w:ascii="Calibri" w:hAnsi="Calibri" w:cs="Calibri"/>
+          <w:kern w:val="2"/>
+        </w:rPr>
+        <w:t>2024.09–2025.09</w:t>
+      </w:r>
+      <w:r>
+        <w:rPr>
+          <w:rFonts w:ascii="Calibri" w:hAnsi="Calibri" w:cs="Calibri"/>
+          <w:kern w:val="2"/>
+        </w:rPr>
+        <w:t>，</w:t>
+      </w:r>
+      <w:r>
+        <w:rPr>
+          <w:rFonts w:ascii="Calibri" w:hAnsi="Calibri" w:cs="Calibri"/>
+          <w:kern w:val="2"/>
+        </w:rPr>
+        <w:t>0.18M</w:t>
+      </w:r>
+      <w:r>
+        <w:rPr>
+          <w:rFonts w:ascii="Calibri" w:hAnsi="Calibri" w:cs="Calibri"/>
+          <w:kern w:val="2"/>
+        </w:rPr>
+        <w:t>，</w:t>
+      </w:r>
+      <w:r>
+        <w:rPr>
+          <w:rFonts w:ascii="Calibri" w:hAnsi="Calibri" w:cs="Calibri" w:hint="eastAsia"/>
+          <w:kern w:val="2"/>
+        </w:rPr>
+        <w:t>已结题</w:t>
+      </w:r>
+      <w:r>
+        <w:rPr>
+          <w:rFonts w:ascii="Calibri" w:hAnsi="Calibri" w:cs="Calibri"/>
+          <w:kern w:val="2"/>
+        </w:rPr>
+        <w:t>，项目骨干</w:t>
+      </w:r>
+      <w:r>
+        <w:rPr>
+          <w:rFonts w:ascii="Calibri" w:hAnsi="Calibri" w:cs="Calibri" w:hint="eastAsia"/>
+          <w:kern w:val="2"/>
+        </w:rPr>
+        <w:t>（项目申报、技术研究）</w:t>
+      </w:r>
+    </w:p>
+    <w:p>
+      <w:pPr>
+        <w:numPr>
+          <w:ilvl w:val="0"/>
+          <w:numId w:val="31"/>
+        </w:numPr>
+        <w:tabs>
+          <w:tab w:val="num" w:pos="720"/>
+        </w:tabs>
+        <w:spacing w:after="120"/>
+        <w:rPr>
+          <w:rFonts w:ascii="Calibri" w:hAnsi="Calibri" w:cs="Calibri"/>
+          <w:kern w:val="2"/>
+        </w:rPr>
+      </w:pPr>
+      <w:r>
+        <w:rPr>
+          <w:rFonts w:ascii="Calibri" w:hAnsi="Calibri" w:cs="Calibri" w:hint="eastAsia"/>
+          <w:kern w:val="2"/>
+        </w:rPr>
+        <w:t>创</w:t>
+      </w:r>
+      <w:r>
+        <w:rPr>
+          <w:rFonts w:ascii="Calibri" w:hAnsi="Calibri" w:cs="Calibri"/>
+          <w:kern w:val="2"/>
+        </w:rPr>
+        <w:t>新基金（北京邮电大学），面向复杂自然语言模型的联邦小样本学习方法研究，</w:t>
+      </w:r>
+      <w:r>
+        <w:rPr>
+          <w:rFonts w:ascii="Calibri" w:hAnsi="Calibri" w:cs="Calibri" w:hint="eastAsia"/>
+          <w:kern w:val="2"/>
+        </w:rPr>
+        <w:t>2023</w:t>
+      </w:r>
+      <w:r>
+        <w:rPr>
+          <w:rFonts w:ascii="Calibri" w:hAnsi="Calibri" w:cs="Calibri"/>
+          <w:kern w:val="2"/>
+        </w:rPr>
+        <w:t>.4-2024.04</w:t>
+      </w:r>
+      <w:r>
+        <w:rPr>
+          <w:rFonts w:ascii="Calibri" w:hAnsi="Calibri" w:cs="Calibri"/>
+          <w:kern w:val="2"/>
+        </w:rPr>
+        <w:t>，</w:t>
+      </w:r>
+      <w:r>
+        <w:rPr>
+          <w:rFonts w:ascii="Calibri" w:hAnsi="Calibri" w:cs="Calibri" w:hint="eastAsia"/>
+          <w:kern w:val="2"/>
+        </w:rPr>
+        <w:t>0.012M</w:t>
+      </w:r>
+      <w:r>
+        <w:rPr>
+          <w:rFonts w:ascii="Calibri" w:hAnsi="Calibri" w:cs="Calibri"/>
+          <w:kern w:val="2"/>
+        </w:rPr>
+        <w:t>，</w:t>
+      </w:r>
+      <w:r>
+        <w:rPr>
+          <w:rFonts w:ascii="Calibri" w:hAnsi="Calibri" w:cs="Calibri" w:hint="eastAsia"/>
+          <w:kern w:val="2"/>
+        </w:rPr>
+        <w:t>已结题</w:t>
+      </w:r>
+      <w:r>
+        <w:rPr>
+          <w:rFonts w:ascii="Calibri" w:hAnsi="Calibri" w:cs="Calibri"/>
+          <w:kern w:val="2"/>
+        </w:rPr>
+        <w:t>，项目负责人（独立</w:t>
+      </w:r>
+      <w:r>
+        <w:rPr>
+          <w:rFonts w:ascii="Calibri" w:hAnsi="Calibri" w:cs="Calibri"/>
+          <w:kern w:val="2"/>
+        </w:rPr>
+        <w:t>PI</w:t>
+      </w:r>
+      <w:r>
+        <w:rPr>
+          <w:rFonts w:ascii="Calibri" w:hAnsi="Calibri" w:cs="Calibri"/>
+          <w:kern w:val="2"/>
+        </w:rPr>
+        <w:t>）</w:t>
+      </w:r>
+    </w:p>
+    <w:p>
+      <w:pPr>
+        <w:numPr>
+          <w:ilvl w:val="0"/>
+          <w:numId w:val="31"/>
+        </w:numPr>
+        <w:tabs>
+          <w:tab w:val="num" w:pos="720"/>
+        </w:tabs>
+        <w:spacing w:after="120"/>
+        <w:rPr>
+          <w:rFonts w:ascii="Calibri" w:hAnsi="Calibri" w:cs="Calibri"/>
+          <w:kern w:val="2"/>
+        </w:rPr>
+      </w:pPr>
+      <w:r>
+        <w:rPr>
+          <w:rFonts w:ascii="Calibri" w:hAnsi="Calibri" w:cs="Calibri"/>
+          <w:kern w:val="2"/>
+        </w:rPr>
         <w:t>校企合作（微众银行），可信联邦学习算法研究及应用</w:t>
       </w:r>
       <w:r>
@@ -7671,6 +8452,7 @@
           <w:sz w:val="22"/>
           <w:szCs w:val="22"/>
         </w:rPr>
+        <w:lastRenderedPageBreak/>
         <w:t>EMDL</w:t>
       </w:r>
       <w:r>
@@ -8276,16 +9058,7 @@
           <w:sz w:val="22"/>
           <w:szCs w:val="22"/>
         </w:rPr>
-        <w:t>SILENCE: Protecting Privacy in Offloaded Speech Understanding on Resource-</w:t>
-      </w:r>
-      <w:r>
-        <w:rPr>
-          <w:rFonts w:ascii="Calibri" w:hAnsi="Calibri" w:cs="Calibri"/>
-          <w:sz w:val="22"/>
-          <w:szCs w:val="22"/>
-        </w:rPr>
-        <w:lastRenderedPageBreak/>
-        <w:t>constrained Devices, Vancouver, Canada, 2024/12/1</w:t>
+        <w:t>SILENCE: Protecting Privacy in Offloaded Speech Understanding on Resource-constrained Devices, Vancouver, Canada, 2024/12/1</w:t>
       </w:r>
       <w:r>
         <w:rPr>
@@ -12005,6 +12778,9 @@
   </w:num>
   <w:num w:numId="32" w16cid:durableId="2055735312">
     <w:abstractNumId w:val="5"/>
+  </w:num>
+  <w:num w:numId="33" w16cid:durableId="1493259716">
+    <w:abstractNumId w:val="31"/>
   </w:num>
 </w:numbering>
 </file>

--- a/materials/cv-cdq-full-cn.docx
+++ b/materials/cv-cdq-full-cn.docx
@@ -1107,7 +1107,7 @@
         </w:tabs>
         <w:spacing w:after="120"/>
         <w:rPr>
-          <w:rFonts w:ascii="Calibri" w:hAnsi="Calibri" w:cs="Calibri" w:hint="eastAsia"/>
+          <w:rFonts w:ascii="Calibri" w:hAnsi="Calibri" w:cs="Calibri"/>
           <w:kern w:val="2"/>
         </w:rPr>
       </w:pPr>
@@ -1546,6 +1546,7 @@
         </w:rPr>
       </w:pPr>
       <w:bookmarkStart w:id="1" w:name="OLE_LINK62"/>
+      <w:bookmarkStart w:id="2" w:name="OLE_LINK36"/>
       <w:r>
         <w:rPr>
           <w:rFonts w:ascii="Calibri" w:hAnsi="Calibri" w:cs="Calibri"/>
@@ -1757,6 +1758,7 @@
         <w:t>.</w:t>
       </w:r>
     </w:p>
+    <w:bookmarkEnd w:id="2"/>
     <w:p>
       <w:pPr>
         <w:spacing w:before="120"/>
@@ -1794,7 +1796,7 @@
         </w:rPr>
         <w:t>“</w:t>
       </w:r>
-      <w:bookmarkStart w:id="2" w:name="OLE_LINK83"/>
+      <w:bookmarkStart w:id="3" w:name="OLE_LINK83"/>
       <w:proofErr w:type="spellStart"/>
       <w:r>
         <w:rPr>
@@ -1823,7 +1825,7 @@
         </w:rPr>
         <w:t xml:space="preserve"> with Low-rank Perturbations</w:t>
       </w:r>
-      <w:bookmarkEnd w:id="2"/>
+      <w:bookmarkEnd w:id="3"/>
       <w:r>
         <w:rPr>
           <w:rFonts w:ascii="Calibri" w:hAnsi="Calibri" w:cs="Calibri"/>
@@ -1839,7 +1841,7 @@
           <w:rFonts w:ascii="Calibri" w:hAnsi="Calibri" w:cs="Calibri"/>
         </w:rPr>
       </w:pPr>
-      <w:bookmarkStart w:id="3" w:name="OLE_LINK87"/>
+      <w:bookmarkStart w:id="4" w:name="OLE_LINK87"/>
       <w:r>
         <w:rPr>
           <w:rFonts w:ascii="Calibri" w:hAnsi="Calibri" w:cs="Calibri"/>
@@ -1932,7 +1934,7 @@
         </w:rPr>
         <w:t>#</w:t>
       </w:r>
-      <w:bookmarkEnd w:id="3"/>
+      <w:bookmarkEnd w:id="4"/>
       <w:r>
         <w:rPr>
           <w:rFonts w:ascii="Calibri" w:hAnsi="Calibri" w:cs="Calibri"/>
@@ -1945,7 +1947,7 @@
         </w:rPr>
         <w:t xml:space="preserve"> </w:t>
       </w:r>
-      <w:bookmarkStart w:id="4" w:name="OLE_LINK96"/>
+      <w:bookmarkStart w:id="5" w:name="OLE_LINK96"/>
       <w:r>
         <w:rPr>
           <w:rFonts w:ascii="Calibri" w:hAnsi="Calibri" w:cs="Calibri" w:hint="eastAsia"/>
@@ -2019,7 +2021,7 @@
         </w:rPr>
         <w:t>.</w:t>
       </w:r>
-      <w:bookmarkEnd w:id="4"/>
+      <w:bookmarkEnd w:id="5"/>
     </w:p>
     <w:bookmarkEnd w:id="1"/>
     <w:p>
@@ -2047,14 +2049,14 @@
         </w:rPr>
         <w:t>] “</w:t>
       </w:r>
-      <w:bookmarkStart w:id="5" w:name="OLE_LINK84"/>
+      <w:bookmarkStart w:id="6" w:name="OLE_LINK84"/>
       <w:r>
         <w:rPr>
           <w:rFonts w:ascii="Calibri" w:hAnsi="Calibri" w:cs="Calibri"/>
         </w:rPr>
         <w:t>Resource-Efficient Federated Fine-Tuning for Privacy-Preserving NLP Applications</w:t>
       </w:r>
-      <w:bookmarkEnd w:id="5"/>
+      <w:bookmarkEnd w:id="6"/>
       <w:r>
         <w:rPr>
           <w:rFonts w:ascii="Calibri" w:hAnsi="Calibri" w:cs="Calibri"/>
@@ -2070,7 +2072,7 @@
           <w:rFonts w:ascii="Calibri" w:hAnsi="Calibri" w:cs="Calibri"/>
         </w:rPr>
       </w:pPr>
-      <w:bookmarkStart w:id="6" w:name="OLE_LINK85"/>
+      <w:bookmarkStart w:id="7" w:name="OLE_LINK85"/>
       <w:r>
         <w:rPr>
           <w:rFonts w:ascii="Calibri" w:hAnsi="Calibri" w:cs="Calibri"/>
@@ -2106,7 +2108,7 @@
         </w:rPr>
         <w:t>Mengwei</w:t>
       </w:r>
-      <w:bookmarkEnd w:id="6"/>
+      <w:bookmarkEnd w:id="7"/>
       <w:proofErr w:type="spellEnd"/>
       <w:r>
         <w:rPr>
@@ -2217,7 +2219,7 @@
           <w:rFonts w:ascii="Calibri" w:hAnsi="Calibri" w:cs="Calibri"/>
         </w:rPr>
       </w:pPr>
-      <w:bookmarkStart w:id="7" w:name="OLE_LINK65"/>
+      <w:bookmarkStart w:id="8" w:name="OLE_LINK65"/>
       <w:r>
         <w:rPr>
           <w:rFonts w:ascii="Calibri" w:hAnsi="Calibri" w:cs="Calibri"/>
@@ -2352,7 +2354,7 @@
         <w:t>2026.</w:t>
       </w:r>
     </w:p>
-    <w:bookmarkEnd w:id="7"/>
+    <w:bookmarkEnd w:id="8"/>
     <w:p>
       <w:pPr>
         <w:spacing w:before="120"/>
@@ -2694,14 +2696,14 @@
         </w:rPr>
         <w:t>“</w:t>
       </w:r>
-      <w:bookmarkStart w:id="8" w:name="OLE_LINK68"/>
+      <w:bookmarkStart w:id="9" w:name="OLE_LINK68"/>
       <w:r>
         <w:rPr>
           <w:rFonts w:ascii="Calibri" w:hAnsi="Calibri" w:cs="Calibri"/>
         </w:rPr>
         <w:t>Ubiquitous Memory Augmentation via Mobile Multimodal Embedding System</w:t>
       </w:r>
-      <w:bookmarkEnd w:id="8"/>
+      <w:bookmarkEnd w:id="9"/>
       <w:r>
         <w:rPr>
           <w:rFonts w:ascii="Calibri" w:hAnsi="Calibri" w:cs="Calibri"/>
@@ -2717,7 +2719,7 @@
           <w:rFonts w:ascii="Calibri" w:hAnsi="Calibri" w:cs="Calibri"/>
         </w:rPr>
       </w:pPr>
-      <w:bookmarkStart w:id="9" w:name="OLE_LINK69"/>
+      <w:bookmarkStart w:id="10" w:name="OLE_LINK69"/>
       <w:r>
         <w:rPr>
           <w:rFonts w:ascii="Calibri" w:hAnsi="Calibri" w:cs="Calibri"/>
@@ -2816,7 +2818,7 @@
         </w:rPr>
         <w:t xml:space="preserve"> Xu</w:t>
       </w:r>
-      <w:bookmarkEnd w:id="9"/>
+      <w:bookmarkEnd w:id="10"/>
       <w:r>
         <w:rPr>
           <w:rFonts w:ascii="Calibri" w:hAnsi="Calibri" w:cs="Calibri"/>
@@ -2949,14 +2951,14 @@
         </w:rPr>
         <w:t>] “</w:t>
       </w:r>
-      <w:bookmarkStart w:id="10" w:name="OLE_LINK72"/>
+      <w:bookmarkStart w:id="11" w:name="OLE_LINK72"/>
       <w:r>
         <w:rPr>
           <w:rFonts w:ascii="Calibri" w:hAnsi="Calibri" w:cs="Calibri" w:hint="eastAsia"/>
         </w:rPr>
         <w:t>面向微控制单元的高效语音隐私保护编码器</w:t>
       </w:r>
-      <w:bookmarkEnd w:id="10"/>
+      <w:bookmarkEnd w:id="11"/>
       <w:r>
         <w:rPr>
           <w:rFonts w:ascii="Calibri" w:hAnsi="Calibri" w:cs="Calibri"/>
@@ -2972,7 +2974,7 @@
           <w:rFonts w:ascii="Calibri" w:hAnsi="Calibri" w:cs="Calibri"/>
         </w:rPr>
       </w:pPr>
-      <w:bookmarkStart w:id="11" w:name="OLE_LINK73"/>
+      <w:bookmarkStart w:id="12" w:name="OLE_LINK73"/>
       <w:r>
         <w:rPr>
           <w:rFonts w:ascii="Calibri" w:hAnsi="Calibri" w:cs="Calibri" w:hint="eastAsia"/>
@@ -3029,7 +3031,7 @@
         </w:rPr>
         <w:t>徐梦炜</w:t>
       </w:r>
-      <w:bookmarkEnd w:id="11"/>
+      <w:bookmarkEnd w:id="12"/>
       <w:r>
         <w:rPr>
           <w:rFonts w:ascii="Calibri" w:hAnsi="Calibri" w:cs="Calibri"/>
@@ -3184,14 +3186,14 @@
         </w:rPr>
         <w:t>“</w:t>
       </w:r>
-      <w:bookmarkStart w:id="12" w:name="OLE_LINK76"/>
+      <w:bookmarkStart w:id="13" w:name="OLE_LINK76"/>
       <w:r>
         <w:rPr>
           <w:rFonts w:ascii="Calibri" w:hAnsi="Calibri" w:cs="Calibri"/>
         </w:rPr>
         <w:t>Resource-efficient Algorithms and Systems of Foundation Models: A Survey</w:t>
       </w:r>
-      <w:bookmarkEnd w:id="12"/>
+      <w:bookmarkEnd w:id="13"/>
       <w:r>
         <w:rPr>
           <w:rFonts w:ascii="Calibri" w:hAnsi="Calibri" w:cs="Calibri"/>
@@ -3207,7 +3209,7 @@
           <w:rFonts w:ascii="Calibri" w:hAnsi="Calibri" w:cs="Calibri"/>
         </w:rPr>
       </w:pPr>
-      <w:bookmarkStart w:id="13" w:name="OLE_LINK77"/>
+      <w:bookmarkStart w:id="14" w:name="OLE_LINK77"/>
       <w:proofErr w:type="spellStart"/>
       <w:r>
         <w:rPr>
@@ -3302,7 +3304,7 @@
         </w:rPr>
         <w:t xml:space="preserve"> Liu</w:t>
       </w:r>
-      <w:bookmarkEnd w:id="13"/>
+      <w:bookmarkEnd w:id="14"/>
       <w:r>
         <w:rPr>
           <w:rFonts w:ascii="Calibri" w:hAnsi="Calibri" w:cs="Calibri"/>
@@ -3595,7 +3597,7 @@
         </w:rPr>
         <w:t>同等贡献</w:t>
       </w:r>
-      <w:bookmarkStart w:id="14" w:name="OLE_LINK64"/>
+      <w:bookmarkStart w:id="15" w:name="OLE_LINK64"/>
       <w:r>
         <w:rPr>
           <w:rFonts w:ascii="Calibri" w:hAnsi="Calibri" w:cs="Calibri"/>
@@ -3604,7 +3606,7 @@
         </w:rPr>
         <w:t>;</w:t>
       </w:r>
-      <w:bookmarkStart w:id="15" w:name="OLE_LINK63"/>
+      <w:bookmarkStart w:id="16" w:name="OLE_LINK63"/>
       <w:r>
         <w:rPr>
           <w:rFonts w:ascii="Calibri" w:hAnsi="Calibri" w:cs="Calibri"/>
@@ -3655,8 +3657,8 @@
         </w:rPr>
         <w:t>通讯作者</w:t>
       </w:r>
-      <w:bookmarkEnd w:id="14"/>
       <w:bookmarkEnd w:id="15"/>
+      <w:bookmarkEnd w:id="16"/>
       <w:r>
         <w:rPr>
           <w:rFonts w:ascii="Calibri" w:hAnsi="Calibri" w:cs="Calibri"/>
@@ -4762,14 +4764,14 @@
         </w:rPr>
         <w:t>“</w:t>
       </w:r>
-      <w:bookmarkStart w:id="16" w:name="OLE_LINK74"/>
+      <w:bookmarkStart w:id="17" w:name="OLE_LINK74"/>
       <w:r>
         <w:rPr>
           <w:rFonts w:ascii="Calibri" w:hAnsi="Calibri" w:cs="Calibri"/>
         </w:rPr>
         <w:t>Mobile Foundation Model as Firmware</w:t>
       </w:r>
-      <w:bookmarkEnd w:id="16"/>
+      <w:bookmarkEnd w:id="17"/>
       <w:r>
         <w:rPr>
           <w:rFonts w:ascii="Calibri" w:hAnsi="Calibri" w:cs="Calibri"/>
@@ -4785,7 +4787,7 @@
           <w:rFonts w:ascii="Calibri" w:hAnsi="Calibri" w:cs="Calibri"/>
         </w:rPr>
       </w:pPr>
-      <w:bookmarkStart w:id="17" w:name="OLE_LINK75"/>
+      <w:bookmarkStart w:id="18" w:name="OLE_LINK75"/>
       <w:r>
         <w:rPr>
           <w:rFonts w:ascii="Calibri" w:hAnsi="Calibri" w:cs="Calibri"/>
@@ -4834,7 +4836,7 @@
         </w:rPr>
         <w:t xml:space="preserve"> Xu</w:t>
       </w:r>
-      <w:bookmarkEnd w:id="17"/>
+      <w:bookmarkEnd w:id="18"/>
       <w:r>
         <w:rPr>
           <w:rFonts w:ascii="Calibri" w:hAnsi="Calibri" w:cs="Calibri"/>
@@ -4941,7 +4943,7 @@
         </w:rPr>
         <w:t>“</w:t>
       </w:r>
-      <w:bookmarkStart w:id="18" w:name="OLE_LINK82"/>
+      <w:bookmarkStart w:id="19" w:name="OLE_LINK82"/>
       <w:proofErr w:type="spellStart"/>
       <w:r>
         <w:rPr>
@@ -4956,7 +4958,7 @@
         </w:rPr>
         <w:t>: Efficient Federated Finetuning of Large Language Models with Perturbed Inferences</w:t>
       </w:r>
-      <w:bookmarkEnd w:id="18"/>
+      <w:bookmarkEnd w:id="19"/>
       <w:r>
         <w:rPr>
           <w:rFonts w:ascii="Calibri" w:hAnsi="Calibri" w:cs="Calibri"/>
@@ -4972,7 +4974,7 @@
           <w:rFonts w:ascii="Calibri" w:hAnsi="Calibri" w:cs="Calibri"/>
         </w:rPr>
       </w:pPr>
-      <w:bookmarkStart w:id="19" w:name="OLE_LINK86"/>
+      <w:bookmarkStart w:id="20" w:name="OLE_LINK86"/>
       <w:proofErr w:type="spellStart"/>
       <w:r>
         <w:rPr>
@@ -5048,7 +5050,7 @@
         </w:rPr>
         <w:t xml:space="preserve"> Wang</w:t>
       </w:r>
-      <w:bookmarkEnd w:id="19"/>
+      <w:bookmarkEnd w:id="20"/>
       <w:r>
         <w:rPr>
           <w:rFonts w:ascii="Calibri" w:hAnsi="Calibri" w:cs="Calibri"/>
@@ -5151,14 +5153,14 @@
         </w:rPr>
         <w:t>“</w:t>
       </w:r>
-      <w:bookmarkStart w:id="20" w:name="OLE_LINK78"/>
+      <w:bookmarkStart w:id="21" w:name="OLE_LINK78"/>
       <w:r>
         <w:rPr>
           <w:rFonts w:ascii="Calibri" w:hAnsi="Calibri" w:cs="Calibri"/>
         </w:rPr>
         <w:t>Efficient Federated Learning for Modern NLP</w:t>
       </w:r>
-      <w:bookmarkEnd w:id="20"/>
+      <w:bookmarkEnd w:id="21"/>
       <w:r>
         <w:rPr>
           <w:rFonts w:ascii="Calibri" w:hAnsi="Calibri" w:cs="Calibri"/>
@@ -5175,7 +5177,7 @@
           <w:rFonts w:ascii="Calibri" w:hAnsi="Calibri" w:cs="Calibri"/>
         </w:rPr>
       </w:pPr>
-      <w:bookmarkStart w:id="21" w:name="OLE_LINK79"/>
+      <w:bookmarkStart w:id="22" w:name="OLE_LINK79"/>
       <w:r>
         <w:rPr>
           <w:rFonts w:ascii="Calibri" w:hAnsi="Calibri" w:cs="Calibri"/>
@@ -5240,7 +5242,7 @@
         </w:rPr>
         <w:t xml:space="preserve"> Xu</w:t>
       </w:r>
-      <w:bookmarkEnd w:id="21"/>
+      <w:bookmarkEnd w:id="22"/>
       <w:r>
         <w:rPr>
           <w:rFonts w:ascii="Calibri" w:hAnsi="Calibri" w:cs="Calibri"/>
@@ -5353,14 +5355,14 @@
         </w:rPr>
         <w:t>“</w:t>
       </w:r>
-      <w:bookmarkStart w:id="22" w:name="OLE_LINK80"/>
+      <w:bookmarkStart w:id="23" w:name="OLE_LINK80"/>
       <w:r>
         <w:rPr>
           <w:rFonts w:ascii="Calibri" w:hAnsi="Calibri" w:cs="Calibri"/>
         </w:rPr>
         <w:t>Federated Few-shot Learning for Mobile NLP</w:t>
       </w:r>
-      <w:bookmarkEnd w:id="22"/>
+      <w:bookmarkEnd w:id="23"/>
       <w:r>
         <w:rPr>
           <w:rFonts w:ascii="Calibri" w:hAnsi="Calibri" w:cs="Calibri"/>
@@ -5379,7 +5381,7 @@
           <w:bCs/>
         </w:rPr>
       </w:pPr>
-      <w:bookmarkStart w:id="23" w:name="OLE_LINK81"/>
+      <w:bookmarkStart w:id="24" w:name="OLE_LINK81"/>
       <w:r>
         <w:rPr>
           <w:rFonts w:ascii="Calibri" w:hAnsi="Calibri" w:cs="Calibri"/>
@@ -5450,7 +5452,7 @@
         </w:rPr>
         <w:t xml:space="preserve"> Xu</w:t>
       </w:r>
-      <w:bookmarkEnd w:id="23"/>
+      <w:bookmarkEnd w:id="24"/>
       <w:r>
         <w:rPr>
           <w:rFonts w:ascii="Calibri" w:hAnsi="Calibri" w:cs="Calibri"/>
@@ -5569,14 +5571,14 @@
         </w:rPr>
         <w:t>“</w:t>
       </w:r>
-      <w:bookmarkStart w:id="24" w:name="OLE_LINK70"/>
+      <w:bookmarkStart w:id="25" w:name="OLE_LINK70"/>
       <w:r>
         <w:rPr>
           <w:rFonts w:ascii="Calibri" w:hAnsi="Calibri" w:cs="Calibri"/>
         </w:rPr>
         <w:t>SILENCE: Protecting privacy in offloaded speech understanding on wimpy devices</w:t>
       </w:r>
-      <w:bookmarkEnd w:id="24"/>
+      <w:bookmarkEnd w:id="25"/>
       <w:r>
         <w:rPr>
           <w:rFonts w:ascii="Calibri" w:hAnsi="Calibri" w:cs="Calibri"/>
@@ -5592,7 +5594,7 @@
           <w:rFonts w:ascii="Calibri" w:hAnsi="Calibri" w:cs="Calibri"/>
         </w:rPr>
       </w:pPr>
-      <w:bookmarkStart w:id="25" w:name="OLE_LINK71"/>
+      <w:bookmarkStart w:id="26" w:name="OLE_LINK71"/>
       <w:r>
         <w:rPr>
           <w:rFonts w:ascii="Calibri" w:hAnsi="Calibri" w:cs="Calibri"/>
@@ -5649,7 +5651,7 @@
         </w:rPr>
         <w:t xml:space="preserve"> Xu</w:t>
       </w:r>
-      <w:bookmarkEnd w:id="25"/>
+      <w:bookmarkEnd w:id="26"/>
       <w:r>
         <w:rPr>
           <w:rFonts w:ascii="Calibri" w:hAnsi="Calibri" w:cs="Calibri"/>
@@ -6445,7 +6447,7 @@
           <w:rFonts w:ascii="Calibri" w:hAnsi="Calibri" w:cs="Calibri"/>
         </w:rPr>
       </w:pPr>
-      <w:bookmarkStart w:id="26" w:name="OLE_LINK67"/>
+      <w:bookmarkStart w:id="27" w:name="OLE_LINK67"/>
       <w:r>
         <w:rPr>
           <w:rFonts w:ascii="Calibri" w:hAnsi="Calibri" w:cs="Calibri"/>
@@ -6600,7 +6602,7 @@
         <w:t>2021.</w:t>
       </w:r>
     </w:p>
-    <w:bookmarkEnd w:id="26"/>
+    <w:bookmarkEnd w:id="27"/>
     <w:p>
       <w:pPr>
         <w:rPr>
@@ -6899,21 +6901,21 @@
         </w:rPr>
         <w:t xml:space="preserve">] </w:t>
       </w:r>
-      <w:bookmarkStart w:id="27" w:name="OLE_LINK88"/>
+      <w:bookmarkStart w:id="28" w:name="OLE_LINK88"/>
       <w:r>
         <w:rPr>
           <w:rFonts w:ascii="Calibri" w:hAnsi="Calibri" w:cs="Calibri"/>
         </w:rPr>
         <w:t>纵向联邦学习建模优化方法、设备、介质及程序产品</w:t>
       </w:r>
-      <w:bookmarkEnd w:id="27"/>
+      <w:bookmarkEnd w:id="28"/>
       <w:r>
         <w:rPr>
           <w:rFonts w:ascii="Calibri" w:hAnsi="Calibri" w:cs="Calibri" w:hint="eastAsia"/>
         </w:rPr>
         <w:t>。</w:t>
       </w:r>
-      <w:bookmarkStart w:id="28" w:name="OLE_LINK89"/>
+      <w:bookmarkStart w:id="29" w:name="OLE_LINK89"/>
       <w:r>
         <w:rPr>
           <w:rFonts w:ascii="Calibri" w:hAnsi="Calibri" w:cs="Calibri" w:hint="eastAsia"/>
@@ -6928,7 +6930,7 @@
         </w:rPr>
         <w:t>，范力欣，杨强</w:t>
       </w:r>
-      <w:bookmarkEnd w:id="28"/>
+      <w:bookmarkEnd w:id="29"/>
     </w:p>
     <w:p>
       <w:pPr>
@@ -6952,21 +6954,21 @@
         </w:rPr>
         <w:t xml:space="preserve">] </w:t>
       </w:r>
-      <w:bookmarkStart w:id="29" w:name="OLE_LINK90"/>
+      <w:bookmarkStart w:id="30" w:name="OLE_LINK90"/>
       <w:r>
         <w:rPr>
           <w:rFonts w:ascii="Calibri" w:hAnsi="Calibri" w:cs="Calibri"/>
         </w:rPr>
         <w:t>一种面向预训练模型的联邦学习方法、装置及系统</w:t>
       </w:r>
-      <w:bookmarkEnd w:id="29"/>
+      <w:bookmarkEnd w:id="30"/>
       <w:r>
         <w:rPr>
           <w:rFonts w:ascii="Calibri" w:hAnsi="Calibri" w:cs="Calibri" w:hint="eastAsia"/>
         </w:rPr>
         <w:t>。</w:t>
       </w:r>
-      <w:bookmarkStart w:id="30" w:name="OLE_LINK91"/>
+      <w:bookmarkStart w:id="31" w:name="OLE_LINK91"/>
       <w:r>
         <w:rPr>
           <w:rFonts w:ascii="Calibri" w:hAnsi="Calibri" w:cs="Calibri" w:hint="eastAsia"/>
@@ -6987,7 +6989,7 @@
         </w:rPr>
         <w:t>，周傲，马骁，王尚广</w:t>
       </w:r>
-      <w:bookmarkEnd w:id="30"/>
+      <w:bookmarkEnd w:id="31"/>
     </w:p>
     <w:p>
       <w:pPr>
@@ -7013,21 +7015,21 @@
         </w:rPr>
         <w:t xml:space="preserve">] </w:t>
       </w:r>
-      <w:bookmarkStart w:id="31" w:name="OLE_LINK92"/>
+      <w:bookmarkStart w:id="32" w:name="OLE_LINK92"/>
       <w:r>
         <w:rPr>
           <w:rFonts w:ascii="Calibri" w:hAnsi="Calibri" w:cs="Calibri"/>
         </w:rPr>
         <w:t>面向自然语言模型的联邦小样本学习方法、系统及设备</w:t>
       </w:r>
-      <w:bookmarkEnd w:id="31"/>
+      <w:bookmarkEnd w:id="32"/>
       <w:r>
         <w:rPr>
           <w:rFonts w:ascii="Calibri" w:hAnsi="Calibri" w:cs="Calibri" w:hint="eastAsia"/>
         </w:rPr>
         <w:t>。</w:t>
       </w:r>
-      <w:bookmarkStart w:id="32" w:name="OLE_LINK93"/>
+      <w:bookmarkStart w:id="33" w:name="OLE_LINK93"/>
       <w:r>
         <w:rPr>
           <w:rFonts w:ascii="Calibri" w:hAnsi="Calibri" w:cs="Calibri" w:hint="eastAsia"/>
@@ -7048,7 +7050,7 @@
         </w:rPr>
         <w:t>，周傲，马骁，王尚广</w:t>
       </w:r>
-      <w:bookmarkEnd w:id="32"/>
+      <w:bookmarkEnd w:id="33"/>
       <w:r>
         <w:rPr>
           <w:rFonts w:ascii="Calibri" w:hAnsi="Calibri" w:cs="Calibri"/>
@@ -7090,21 +7092,21 @@
         </w:rPr>
         <w:t xml:space="preserve"> </w:t>
       </w:r>
-      <w:bookmarkStart w:id="33" w:name="OLE_LINK94"/>
+      <w:bookmarkStart w:id="34" w:name="OLE_LINK94"/>
       <w:r>
         <w:rPr>
           <w:rFonts w:ascii="Calibri" w:hAnsi="Calibri" w:cs="Calibri"/>
         </w:rPr>
         <w:t>纵向联邦学习建模优化方法、设备、介质及程序产品</w:t>
       </w:r>
-      <w:bookmarkEnd w:id="33"/>
+      <w:bookmarkEnd w:id="34"/>
       <w:r>
         <w:rPr>
           <w:rFonts w:ascii="Calibri" w:hAnsi="Calibri" w:cs="Calibri" w:hint="eastAsia"/>
         </w:rPr>
         <w:t>。</w:t>
       </w:r>
-      <w:bookmarkStart w:id="34" w:name="OLE_LINK95"/>
+      <w:bookmarkStart w:id="35" w:name="OLE_LINK95"/>
       <w:r>
         <w:rPr>
           <w:rFonts w:ascii="Calibri" w:hAnsi="Calibri" w:cs="Calibri" w:hint="eastAsia"/>
@@ -7125,7 +7127,7 @@
         </w:rPr>
         <w:t>，王尚广</w:t>
       </w:r>
-      <w:bookmarkEnd w:id="34"/>
+      <w:bookmarkEnd w:id="35"/>
     </w:p>
     <w:p>
       <w:pPr>

--- a/materials/cv-cdq-full-cn.docx
+++ b/materials/cv-cdq-full-cn.docx
@@ -150,14 +150,26 @@
     <w:p>
       <w:pPr>
         <w:rPr>
-          <w:rFonts w:ascii="Calibri" w:hAnsi="Calibri" w:cs="Calibri"/>
-        </w:rPr>
-      </w:pPr>
-      <w:r>
-        <w:rPr>
-          <w:rFonts w:ascii="Calibri" w:hAnsi="Calibri" w:cs="Calibri"/>
-        </w:rPr>
-        <w:t>具身智能系统，端侧大模型，软硬件协同优化</w:t>
+          <w:rFonts w:ascii="Calibri" w:hAnsi="Calibri" w:cs="Calibri" w:hint="eastAsia"/>
+        </w:rPr>
+      </w:pPr>
+      <w:r>
+        <w:rPr>
+          <w:rFonts w:ascii="Calibri" w:hAnsi="Calibri" w:cs="Calibri"/>
+        </w:rPr>
+        <w:t>端侧大模型，</w:t>
+      </w:r>
+      <w:r>
+        <w:rPr>
+          <w:rFonts w:ascii="Calibri" w:hAnsi="Calibri" w:cs="Calibri"/>
+        </w:rPr>
+        <w:t>具身智能系统，</w:t>
+      </w:r>
+      <w:r>
+        <w:rPr>
+          <w:rFonts w:ascii="Calibri" w:hAnsi="Calibri" w:cs="Calibri"/>
+        </w:rPr>
+        <w:t>软硬件协同优化</w:t>
       </w:r>
       <w:r>
         <w:rPr>
@@ -1545,8 +1557,8 @@
           <w:rFonts w:ascii="Calibri" w:hAnsi="Calibri" w:cs="Calibri"/>
         </w:rPr>
       </w:pPr>
-      <w:bookmarkStart w:id="1" w:name="OLE_LINK62"/>
-      <w:bookmarkStart w:id="2" w:name="OLE_LINK36"/>
+      <w:bookmarkStart w:id="1" w:name="OLE_LINK36"/>
+      <w:bookmarkStart w:id="2" w:name="OLE_LINK62"/>
       <w:r>
         <w:rPr>
           <w:rFonts w:ascii="Calibri" w:hAnsi="Calibri" w:cs="Calibri"/>
@@ -1758,7 +1770,7 @@
         <w:t>.</w:t>
       </w:r>
     </w:p>
-    <w:bookmarkEnd w:id="2"/>
+    <w:bookmarkEnd w:id="1"/>
     <w:p>
       <w:pPr>
         <w:spacing w:before="120"/>
@@ -2023,7 +2035,7 @@
       </w:r>
       <w:bookmarkEnd w:id="5"/>
     </w:p>
-    <w:bookmarkEnd w:id="1"/>
+    <w:bookmarkEnd w:id="2"/>
     <w:p>
       <w:pPr>
         <w:spacing w:before="120"/>
@@ -7128,6 +7140,19 @@
         <w:t>，王尚广</w:t>
       </w:r>
       <w:bookmarkEnd w:id="35"/>
+    </w:p>
+    <w:p>
+      <w:pPr>
+        <w:rPr>
+          <w:rFonts w:ascii="Calibri" w:hAnsi="Calibri" w:cs="Calibri"/>
+        </w:rPr>
+      </w:pPr>
+      <w:r>
+        <w:rPr>
+          <w:rFonts w:ascii="Calibri" w:hAnsi="Calibri" w:cs="Calibri"/>
+        </w:rPr>
+        <w:br w:type="page"/>
+      </w:r>
     </w:p>
     <w:p>
       <w:pPr>
@@ -7243,7 +7268,6 @@
           <w:b/>
           <w:bCs/>
         </w:rPr>
-        <w:lastRenderedPageBreak/>
         <w:t xml:space="preserve">CCF YOCSEF </w:t>
       </w:r>
       <w:r>
@@ -8315,6 +8339,7 @@
           <w:rFonts w:ascii="Calibri" w:hAnsi="Calibri" w:cs="Calibri"/>
           <w:kern w:val="2"/>
         </w:rPr>
+        <w:lastRenderedPageBreak/>
         <w:t>校企合作（微众银行），可信联邦学习算法研究及应用</w:t>
       </w:r>
       <w:r>
@@ -8454,7 +8479,6 @@
           <w:sz w:val="22"/>
           <w:szCs w:val="22"/>
         </w:rPr>
-        <w:lastRenderedPageBreak/>
         <w:t>EMDL</w:t>
       </w:r>
       <w:r>
